--- a/TS Jatai Ghanam Project/TS 1.3/TS 1.3 Ghanam Tamil Corrections.docx
+++ b/TS Jatai Ghanam Project/TS 1.3/TS 1.3 Ghanam Tamil Corrections.docx
@@ -1,7 +1,644 @@
 
 <file path=word/document.xml><?xml version="1.0" encoding="utf-8"?>
-<w:document xmlns:wpc="http://schemas.microsoft.com/office/word/2010/wordprocessingCanvas" xmlns:cx="http://schemas.microsoft.com/office/drawing/2014/chartex" xmlns:cx1="http://schemas.microsoft.com/office/drawing/2015/9/8/chartex" xmlns:cx2="http://schemas.microsoft.com/office/drawing/2015/10/21/chartex" xmlns:cx3="http://schemas.microsoft.com/office/drawing/2016/5/9/chartex" xmlns:cx4="http://schemas.microsoft.com/office/drawing/2016/5/10/chartex" xmlns:cx5="http://schemas.microsoft.com/office/drawing/2016/5/11/chartex" xmlns:cx6="http://schemas.microsoft.com/office/drawing/2016/5/12/chartex" xmlns:cx7="http://schemas.microsoft.com/office/drawing/2016/5/13/chartex" xmlns:cx8="http://schemas.microsoft.com/office/drawing/2016/5/14/chartex" xmlns:mc="http://schemas.openxmlformats.org/markup-compatibility/2006" xmlns:aink="http://schemas.microsoft.com/office/drawing/2016/ink" xmlns:am3d="http://schemas.microsoft.com/office/drawing/2017/model3d" xmlns:o="urn:schemas-microsoft-com:office:office" xmlns:oel="http://schemas.microsoft.com/office/2019/extlst" xmlns:r="http://schemas.openxmlformats.org/officeDocument/2006/relationships" xmlns:m="http://schemas.openxmlformats.org/officeDocument/2006/math" xmlns:v="urn:schemas-microsoft-com:vml" xmlns:wp14="http://schemas.microsoft.com/office/word/2010/wordprocessingDrawing" xmlns:wp="http://schemas.openxmlformats.org/drawingml/2006/wordprocessingDrawing" xmlns:w10="urn:schemas-microsoft-com:office:word" xmlns:w="http://schemas.openxmlformats.org/wordprocessingml/2006/main" xmlns:w14="http://schemas.microsoft.com/office/word/2010/wordml" xmlns:w15="http://schemas.microsoft.com/office/word/2012/wordml" xmlns:w16cex="http://schemas.microsoft.com/office/word/2018/wordml/cex" xmlns:w16cid="http://schemas.microsoft.com/office/word/2016/wordml/cid" xmlns:w16="http://schemas.microsoft.com/office/word/2018/wordml" xmlns:w16sdtdh="http://schemas.microsoft.com/office/word/2020/wordml/sdtdatahash" xmlns:w16se="http://schemas.microsoft.com/office/word/2015/wordml/symex" xmlns:wpg="http://schemas.microsoft.com/office/word/2010/wordprocessingGroup" xmlns:wpi="http://schemas.microsoft.com/office/word/2010/wordprocessingInk" xmlns:wne="http://schemas.microsoft.com/office/word/2006/wordml" xmlns:wps="http://schemas.microsoft.com/office/word/2010/wordprocessingShape" mc:Ignorable="w14 w15 w16se w16cid w16 w16cex w16sdtdh wp14">
+<w:document xmlns:wpc="http://schemas.microsoft.com/office/word/2010/wordprocessingCanvas" xmlns:cx="http://schemas.microsoft.com/office/drawing/2014/chartex" xmlns:cx1="http://schemas.microsoft.com/office/drawing/2015/9/8/chartex" xmlns:cx2="http://schemas.microsoft.com/office/drawing/2015/10/21/chartex" xmlns:cx3="http://schemas.microsoft.com/office/drawing/2016/5/9/chartex" xmlns:cx4="http://schemas.microsoft.com/office/drawing/2016/5/10/chartex" xmlns:cx5="http://schemas.microsoft.com/office/drawing/2016/5/11/chartex" xmlns:cx6="http://schemas.microsoft.com/office/drawing/2016/5/12/chartex" xmlns:cx7="http://schemas.microsoft.com/office/drawing/2016/5/13/chartex" xmlns:cx8="http://schemas.microsoft.com/office/drawing/2016/5/14/chartex" xmlns:mc="http://schemas.openxmlformats.org/markup-compatibility/2006" xmlns:aink="http://schemas.microsoft.com/office/drawing/2016/ink" xmlns:am3d="http://schemas.microsoft.com/office/drawing/2017/model3d" xmlns:o="urn:schemas-microsoft-com:office:office" xmlns:oel="http://schemas.microsoft.com/office/2019/extlst" xmlns:r="http://schemas.openxmlformats.org/officeDocument/2006/relationships" xmlns:m="http://schemas.openxmlformats.org/officeDocument/2006/math" xmlns:v="urn:schemas-microsoft-com:vml" xmlns:wp14="http://schemas.microsoft.com/office/word/2010/wordprocessingDrawing" xmlns:wp="http://schemas.openxmlformats.org/drawingml/2006/wordprocessingDrawing" xmlns:w10="urn:schemas-microsoft-com:office:word" xmlns:w="http://schemas.openxmlformats.org/wordprocessingml/2006/main" xmlns:w14="http://schemas.microsoft.com/office/word/2010/wordml" xmlns:w15="http://schemas.microsoft.com/office/word/2012/wordml" xmlns:w16cex="http://schemas.microsoft.com/office/word/2018/wordml/cex" xmlns:w16cid="http://schemas.microsoft.com/office/word/2016/wordml/cid" xmlns:w16="http://schemas.microsoft.com/office/word/2018/wordml" xmlns:w16du="http://schemas.microsoft.com/office/word/2023/wordml/word16du" xmlns:w16sdtdh="http://schemas.microsoft.com/office/word/2020/wordml/sdtdatahash" xmlns:w16sdtfl="http://schemas.microsoft.com/office/word/2024/wordml/sdtformatlock" xmlns:w16se="http://schemas.microsoft.com/office/word/2015/wordml/symex" xmlns:wpg="http://schemas.microsoft.com/office/word/2010/wordprocessingGroup" xmlns:wpi="http://schemas.microsoft.com/office/word/2010/wordprocessingInk" xmlns:wne="http://schemas.microsoft.com/office/word/2006/wordml" xmlns:wps="http://schemas.microsoft.com/office/word/2010/wordprocessingShape" mc:Ignorable="w14 w15 w16se w16cid w16 w16cex w16sdtdh w16sdtfl w16du wp14">
   <w:body>
+    <w:p>
+      <w:pPr>
+        <w:spacing w:before="0" w:line="240" w:lineRule="auto"/>
+        <w:jc w:val="center"/>
+        <w:rPr>
+          <w:b/>
+          <w:bCs/>
+          <w:sz w:val="32"/>
+          <w:szCs w:val="32"/>
+          <w:u w:val="single"/>
+        </w:rPr>
+      </w:pPr>
+      <w:r>
+        <w:rPr>
+          <w:b/>
+          <w:bCs/>
+          <w:sz w:val="32"/>
+          <w:szCs w:val="32"/>
+          <w:u w:val="single"/>
+        </w:rPr>
+        <w:t xml:space="preserve">TS </w:t>
+      </w:r>
+      <w:r>
+        <w:rPr>
+          <w:b/>
+          <w:bCs/>
+          <w:sz w:val="32"/>
+          <w:szCs w:val="32"/>
+          <w:u w:val="single"/>
+        </w:rPr>
+        <w:t>Ghanam</w:t>
+      </w:r>
+      <w:r>
+        <w:rPr>
+          <w:b/>
+          <w:bCs/>
+          <w:sz w:val="32"/>
+          <w:szCs w:val="32"/>
+          <w:u w:val="single"/>
+        </w:rPr>
+        <w:t xml:space="preserve"> – TS 1.3 </w:t>
+      </w:r>
+      <w:r>
+        <w:rPr>
+          <w:b/>
+          <w:bCs/>
+          <w:sz w:val="32"/>
+          <w:szCs w:val="32"/>
+          <w:u w:val="single"/>
+        </w:rPr>
+        <w:t>Tamil</w:t>
+      </w:r>
+      <w:r>
+        <w:rPr>
+          <w:b/>
+          <w:bCs/>
+          <w:sz w:val="32"/>
+          <w:szCs w:val="32"/>
+          <w:u w:val="single"/>
+        </w:rPr>
+        <w:t xml:space="preserve"> Corrections – Observed till </w:t>
+      </w:r>
+      <w:r>
+        <w:rPr>
+          <w:b/>
+          <w:bCs/>
+          <w:sz w:val="32"/>
+          <w:szCs w:val="32"/>
+          <w:highlight w:val="red"/>
+          <w:u w:val="single"/>
+        </w:rPr>
+        <w:t>????</w:t>
+      </w:r>
+    </w:p>
+    <w:p>
+      <w:pPr>
+        <w:spacing w:before="0" w:line="240" w:lineRule="auto"/>
+        <w:jc w:val="center"/>
+        <w:rPr>
+          <w:b/>
+          <w:bCs/>
+          <w:sz w:val="28"/>
+          <w:szCs w:val="32"/>
+        </w:rPr>
+      </w:pPr>
+      <w:r>
+        <w:rPr>
+          <w:b/>
+          <w:bCs/>
+          <w:sz w:val="28"/>
+          <w:szCs w:val="32"/>
+        </w:rPr>
+        <w:t>(ignore those which are already incorporated in your book’s version and date)</w:t>
+      </w:r>
+    </w:p>
+    <w:tbl>
+      <w:tblPr>
+        <w:tblW w:w="13970" w:type="dxa"/>
+        <w:tblInd w:w="-792" w:type="dxa"/>
+        <w:tblBorders>
+          <w:top w:val="single" w:sz="4" w:space="0" w:color="000000"/>
+          <w:left w:val="single" w:sz="4" w:space="0" w:color="000000"/>
+          <w:bottom w:val="single" w:sz="4" w:space="0" w:color="000000"/>
+          <w:right w:val="single" w:sz="4" w:space="0" w:color="000000"/>
+          <w:insideH w:val="single" w:sz="4" w:space="0" w:color="000000"/>
+          <w:insideV w:val="single" w:sz="4" w:space="0" w:color="000000"/>
+        </w:tblBorders>
+        <w:tblLook w:val="04A0" w:firstRow="1" w:lastRow="0" w:firstColumn="1" w:lastColumn="0" w:noHBand="0" w:noVBand="1"/>
+      </w:tblPr>
+      <w:tblGrid>
+        <w:gridCol w:w="6883"/>
+        <w:gridCol w:w="7087"/>
+      </w:tblGrid>
+      <w:tr>
+        <w:tc>
+          <w:tcPr>
+            <w:tcW w:w="6883" w:type="dxa"/>
+          </w:tcPr>
+          <w:p>
+            <w:pPr>
+              <w:spacing w:before="0" w:line="240" w:lineRule="auto"/>
+              <w:jc w:val="center"/>
+              <w:rPr>
+                <w:b/>
+                <w:sz w:val="32"/>
+                <w:szCs w:val="32"/>
+              </w:rPr>
+            </w:pPr>
+            <w:r>
+              <w:rPr>
+                <w:b/>
+                <w:sz w:val="32"/>
+                <w:szCs w:val="32"/>
+              </w:rPr>
+              <w:t>As Printed</w:t>
+            </w:r>
+          </w:p>
+        </w:tc>
+        <w:tc>
+          <w:tcPr>
+            <w:tcW w:w="7087" w:type="dxa"/>
+          </w:tcPr>
+          <w:p>
+            <w:pPr>
+              <w:spacing w:before="0" w:line="240" w:lineRule="auto"/>
+              <w:ind w:right="-18"/>
+              <w:jc w:val="center"/>
+              <w:rPr>
+                <w:b/>
+                <w:sz w:val="32"/>
+                <w:szCs w:val="32"/>
+              </w:rPr>
+            </w:pPr>
+            <w:r>
+              <w:rPr>
+                <w:b/>
+                <w:sz w:val="32"/>
+                <w:szCs w:val="32"/>
+              </w:rPr>
+              <w:t>To be read as or corrected as</w:t>
+            </w:r>
+            <w:r>
+              <w:rPr>
+                <w:b/>
+                <w:sz w:val="32"/>
+                <w:szCs w:val="32"/>
+              </w:rPr>
+              <w:t xml:space="preserve"> </w:t>
+            </w:r>
+          </w:p>
+        </w:tc>
+      </w:tr>
+      <w:tr>
+        <w:trPr>
+          <w:trHeight w:val="1480"/>
+        </w:trPr>
+        <w:tc>
+          <w:tcPr>
+            <w:tcW w:w="6883" w:type="dxa"/>
+          </w:tcPr>
+          <w:p>
+            <w:pPr>
+              <w:widowControl w:val="0"/>
+              <w:autoSpaceDE w:val="0"/>
+              <w:autoSpaceDN w:val="0"/>
+              <w:adjustRightInd w:val="0"/>
+              <w:spacing w:before="0" w:line="240" w:lineRule="auto"/>
+              <w:rPr>
+                <w:rFonts w:ascii="BRH Devanagari Extra" w:hAnsi="BRH Devanagari Extra" w:cs="BRH Devanagari Extra"/>
+                <w:color w:val="000000"/>
+                <w:sz w:val="32"/>
+                <w:szCs w:val="40"/>
+              </w:rPr>
+            </w:pPr>
+            <w:r>
+              <w:rPr>
+                <w:rFonts w:cs="BRH Devanagari Extra"/>
+                <w:color w:val="000000"/>
+                <w:szCs w:val="40"/>
+              </w:rPr>
+              <w:t>5</w:t>
+            </w:r>
+            <w:r>
+              <w:rPr>
+                <w:rFonts w:ascii="BRH Devanagari Extra" w:hAnsi="BRH Devanagari Extra" w:cs="BRH Devanagari Extra"/>
+                <w:color w:val="000000"/>
+                <w:sz w:val="32"/>
+                <w:szCs w:val="40"/>
+              </w:rPr>
+              <w:t xml:space="preserve">)   </w:t>
+            </w:r>
+            <w:r>
+              <w:rPr>
+                <w:rFonts w:cs="BRH Devanagari Extra"/>
+                <w:color w:val="000000"/>
+                <w:szCs w:val="40"/>
+              </w:rPr>
+              <w:t>1</w:t>
+            </w:r>
+            <w:r>
+              <w:rPr>
+                <w:rFonts w:ascii="BRH Devanagari Extra" w:hAnsi="BRH Devanagari Extra" w:cs="BRH Devanagari Extra"/>
+                <w:color w:val="000000"/>
+                <w:sz w:val="32"/>
+                <w:szCs w:val="40"/>
+              </w:rPr>
+              <w:t>.</w:t>
+            </w:r>
+            <w:r>
+              <w:rPr>
+                <w:rFonts w:cs="BRH Devanagari Extra"/>
+                <w:color w:val="000000"/>
+                <w:szCs w:val="40"/>
+              </w:rPr>
+              <w:t>3</w:t>
+            </w:r>
+            <w:r>
+              <w:rPr>
+                <w:rFonts w:ascii="BRH Devanagari Extra" w:hAnsi="BRH Devanagari Extra" w:cs="BRH Devanagari Extra"/>
+                <w:color w:val="000000"/>
+                <w:sz w:val="32"/>
+                <w:szCs w:val="40"/>
+              </w:rPr>
+              <w:t>.</w:t>
+            </w:r>
+            <w:r>
+              <w:rPr>
+                <w:rFonts w:cs="BRH Devanagari Extra"/>
+                <w:color w:val="000000"/>
+                <w:szCs w:val="40"/>
+              </w:rPr>
+              <w:t>14</w:t>
+            </w:r>
+            <w:r>
+              <w:rPr>
+                <w:rFonts w:ascii="BRH Devanagari Extra" w:hAnsi="BRH Devanagari Extra" w:cs="BRH Devanagari Extra"/>
+                <w:color w:val="000000"/>
+                <w:sz w:val="32"/>
+                <w:szCs w:val="40"/>
+              </w:rPr>
+              <w:t>.</w:t>
+            </w:r>
+            <w:r>
+              <w:rPr>
+                <w:rFonts w:cs="BRH Devanagari Extra"/>
+                <w:color w:val="000000"/>
+                <w:szCs w:val="40"/>
+              </w:rPr>
+              <w:t>4</w:t>
+            </w:r>
+            <w:r>
+              <w:rPr>
+                <w:rFonts w:ascii="BRH Devanagari Extra" w:hAnsi="BRH Devanagari Extra" w:cs="BRH Devanagari Extra"/>
+                <w:color w:val="000000"/>
+                <w:sz w:val="32"/>
+                <w:szCs w:val="40"/>
+              </w:rPr>
+              <w:t>(</w:t>
+            </w:r>
+            <w:r>
+              <w:rPr>
+                <w:rFonts w:cs="BRH Devanagari Extra"/>
+                <w:color w:val="000000"/>
+                <w:szCs w:val="40"/>
+              </w:rPr>
+              <w:t>3</w:t>
+            </w:r>
+            <w:r>
+              <w:rPr>
+                <w:rFonts w:ascii="BRH Devanagari Extra" w:hAnsi="BRH Devanagari Extra" w:cs="BRH Devanagari Extra"/>
+                <w:color w:val="000000"/>
+                <w:sz w:val="32"/>
+                <w:szCs w:val="40"/>
+              </w:rPr>
+              <w:t>)- U</w:t>
+            </w:r>
+            <w:r>
+              <w:rPr>
+                <w:rFonts w:ascii="BRH Malayalam Extra" w:hAnsi="BRH Malayalam Extra" w:cs="BRH Devanagari Extra"/>
+                <w:color w:val="000000"/>
+                <w:szCs w:val="40"/>
+              </w:rPr>
+              <w:t>–</w:t>
+            </w:r>
+            <w:r>
+              <w:rPr>
+                <w:rFonts w:ascii="BRH Devanagari Extra" w:hAnsi="BRH Devanagari Extra" w:cs="BRH Devanagari Extra"/>
+                <w:color w:val="000000"/>
+                <w:sz w:val="32"/>
+                <w:szCs w:val="40"/>
+              </w:rPr>
+              <w:t>ÌrÉqÉç ||</w:t>
+            </w:r>
+          </w:p>
+          <w:p>
+            <w:pPr>
+              <w:widowControl w:val="0"/>
+              <w:autoSpaceDE w:val="0"/>
+              <w:autoSpaceDN w:val="0"/>
+              <w:adjustRightInd w:val="0"/>
+              <w:spacing w:before="0" w:line="240" w:lineRule="auto"/>
+              <w:rPr>
+                <w:rFonts w:cs="Latha"/>
+                <w:b/>
+                <w:bCs/>
+                <w:sz w:val="32"/>
+                <w:szCs w:val="44"/>
+                <w:cs/>
+                <w:lang w:bidi="ta-IN"/>
+              </w:rPr>
+            </w:pPr>
+            <w:r>
+              <w:rPr>
+                <w:rFonts w:ascii="BRH Devanagari Extra" w:hAnsi="BRH Devanagari Extra" w:cs="BRH Devanagari Extra"/>
+                <w:color w:val="000000"/>
+                <w:sz w:val="32"/>
+                <w:szCs w:val="40"/>
+              </w:rPr>
+              <w:t>U</w:t>
+            </w:r>
+            <w:r>
+              <w:rPr>
+                <w:rFonts w:ascii="BRH Malayalam Extra" w:hAnsi="BRH Malayalam Extra" w:cs="BRH Devanagari Extra"/>
+                <w:color w:val="000000"/>
+                <w:szCs w:val="40"/>
+              </w:rPr>
+              <w:t>–</w:t>
+            </w:r>
+            <w:r>
+              <w:rPr>
+                <w:rFonts w:ascii="BRH Devanagari Extra" w:hAnsi="BRH Devanagari Extra" w:cs="BRH Devanagari Extra"/>
+                <w:color w:val="000000"/>
+                <w:sz w:val="32"/>
+                <w:szCs w:val="40"/>
+              </w:rPr>
+              <w:t xml:space="preserve">ÌrÉÍqÉÌiÉþ </w:t>
+            </w:r>
+            <w:r>
+              <w:rPr>
+                <w:rFonts w:ascii="BRH Devanagari Extra" w:hAnsi="BRH Devanagari Extra" w:cs="BRH Devanagari Extra"/>
+                <w:color w:val="000000"/>
+                <w:sz w:val="32"/>
+                <w:szCs w:val="40"/>
+                <w:highlight w:val="yellow"/>
+              </w:rPr>
+              <w:t>UÌ</w:t>
+            </w:r>
+            <w:r>
+              <w:rPr>
+                <w:rFonts w:ascii="BRH Devanagari Extra" w:hAnsi="BRH Devanagari Extra" w:cs="BRH Devanagari Extra"/>
+                <w:color w:val="000000"/>
+                <w:sz w:val="32"/>
+                <w:szCs w:val="40"/>
+              </w:rPr>
+              <w:t xml:space="preserve">rÉqÉç | </w:t>
+            </w:r>
+          </w:p>
+        </w:tc>
+        <w:tc>
+          <w:tcPr>
+            <w:tcW w:w="7087" w:type="dxa"/>
+          </w:tcPr>
+          <w:p>
+            <w:pPr>
+              <w:widowControl w:val="0"/>
+              <w:autoSpaceDE w:val="0"/>
+              <w:autoSpaceDN w:val="0"/>
+              <w:adjustRightInd w:val="0"/>
+              <w:spacing w:before="0" w:line="240" w:lineRule="auto"/>
+              <w:rPr>
+                <w:rFonts w:ascii="BRH Devanagari Extra" w:hAnsi="BRH Devanagari Extra" w:cs="BRH Devanagari Extra"/>
+                <w:color w:val="000000"/>
+                <w:sz w:val="32"/>
+                <w:szCs w:val="40"/>
+                <w:lang w:val="it-IT"/>
+              </w:rPr>
+            </w:pPr>
+            <w:r>
+              <w:rPr>
+                <w:rFonts w:cs="BRH Devanagari Extra"/>
+                <w:color w:val="000000"/>
+                <w:szCs w:val="40"/>
+                <w:lang w:val="it-IT"/>
+              </w:rPr>
+              <w:t>5</w:t>
+            </w:r>
+            <w:r>
+              <w:rPr>
+                <w:rFonts w:ascii="BRH Devanagari Extra" w:hAnsi="BRH Devanagari Extra" w:cs="BRH Devanagari Extra"/>
+                <w:color w:val="000000"/>
+                <w:sz w:val="32"/>
+                <w:szCs w:val="40"/>
+                <w:lang w:val="it-IT"/>
+              </w:rPr>
+              <w:t xml:space="preserve">)   </w:t>
+            </w:r>
+            <w:r>
+              <w:rPr>
+                <w:rFonts w:cs="BRH Devanagari Extra"/>
+                <w:color w:val="000000"/>
+                <w:szCs w:val="40"/>
+                <w:lang w:val="it-IT"/>
+              </w:rPr>
+              <w:t>1</w:t>
+            </w:r>
+            <w:r>
+              <w:rPr>
+                <w:rFonts w:ascii="BRH Devanagari Extra" w:hAnsi="BRH Devanagari Extra" w:cs="BRH Devanagari Extra"/>
+                <w:color w:val="000000"/>
+                <w:sz w:val="32"/>
+                <w:szCs w:val="40"/>
+                <w:lang w:val="it-IT"/>
+              </w:rPr>
+              <w:t>.</w:t>
+            </w:r>
+            <w:r>
+              <w:rPr>
+                <w:rFonts w:cs="BRH Devanagari Extra"/>
+                <w:color w:val="000000"/>
+                <w:szCs w:val="40"/>
+                <w:lang w:val="it-IT"/>
+              </w:rPr>
+              <w:t>3</w:t>
+            </w:r>
+            <w:r>
+              <w:rPr>
+                <w:rFonts w:ascii="BRH Devanagari Extra" w:hAnsi="BRH Devanagari Extra" w:cs="BRH Devanagari Extra"/>
+                <w:color w:val="000000"/>
+                <w:sz w:val="32"/>
+                <w:szCs w:val="40"/>
+                <w:lang w:val="it-IT"/>
+              </w:rPr>
+              <w:t>.</w:t>
+            </w:r>
+            <w:r>
+              <w:rPr>
+                <w:rFonts w:cs="BRH Devanagari Extra"/>
+                <w:color w:val="000000"/>
+                <w:szCs w:val="40"/>
+                <w:lang w:val="it-IT"/>
+              </w:rPr>
+              <w:t>14</w:t>
+            </w:r>
+            <w:r>
+              <w:rPr>
+                <w:rFonts w:ascii="BRH Devanagari Extra" w:hAnsi="BRH Devanagari Extra" w:cs="BRH Devanagari Extra"/>
+                <w:color w:val="000000"/>
+                <w:sz w:val="32"/>
+                <w:szCs w:val="40"/>
+                <w:lang w:val="it-IT"/>
+              </w:rPr>
+              <w:t>.</w:t>
+            </w:r>
+            <w:r>
+              <w:rPr>
+                <w:rFonts w:cs="BRH Devanagari Extra"/>
+                <w:color w:val="000000"/>
+                <w:szCs w:val="40"/>
+                <w:lang w:val="it-IT"/>
+              </w:rPr>
+              <w:t>4</w:t>
+            </w:r>
+            <w:r>
+              <w:rPr>
+                <w:rFonts w:ascii="BRH Devanagari Extra" w:hAnsi="BRH Devanagari Extra" w:cs="BRH Devanagari Extra"/>
+                <w:color w:val="000000"/>
+                <w:sz w:val="32"/>
+                <w:szCs w:val="40"/>
+                <w:lang w:val="it-IT"/>
+              </w:rPr>
+              <w:t>(</w:t>
+            </w:r>
+            <w:r>
+              <w:rPr>
+                <w:rFonts w:cs="BRH Devanagari Extra"/>
+                <w:color w:val="000000"/>
+                <w:szCs w:val="40"/>
+                <w:lang w:val="it-IT"/>
+              </w:rPr>
+              <w:t>3</w:t>
+            </w:r>
+            <w:r>
+              <w:rPr>
+                <w:rFonts w:ascii="BRH Devanagari Extra" w:hAnsi="BRH Devanagari Extra" w:cs="BRH Devanagari Extra"/>
+                <w:color w:val="000000"/>
+                <w:sz w:val="32"/>
+                <w:szCs w:val="40"/>
+                <w:lang w:val="it-IT"/>
+              </w:rPr>
+              <w:t>)- U</w:t>
+            </w:r>
+            <w:r>
+              <w:rPr>
+                <w:rFonts w:ascii="BRH Malayalam Extra" w:hAnsi="BRH Malayalam Extra" w:cs="BRH Devanagari Extra"/>
+                <w:color w:val="000000"/>
+                <w:szCs w:val="40"/>
+                <w:lang w:val="it-IT"/>
+              </w:rPr>
+              <w:t>–</w:t>
+            </w:r>
+            <w:r>
+              <w:rPr>
+                <w:rFonts w:ascii="BRH Devanagari Extra" w:hAnsi="BRH Devanagari Extra" w:cs="BRH Devanagari Extra"/>
+                <w:color w:val="000000"/>
+                <w:sz w:val="32"/>
+                <w:szCs w:val="40"/>
+                <w:lang w:val="it-IT"/>
+              </w:rPr>
+              <w:t>ÌrÉqÉç ||</w:t>
+            </w:r>
+          </w:p>
+          <w:p>
+            <w:pPr>
+              <w:widowControl w:val="0"/>
+              <w:autoSpaceDE w:val="0"/>
+              <w:autoSpaceDN w:val="0"/>
+              <w:adjustRightInd w:val="0"/>
+              <w:spacing w:before="0" w:line="240" w:lineRule="auto"/>
+              <w:rPr>
+                <w:rFonts w:cs="Latha"/>
+                <w:b/>
+                <w:bCs/>
+                <w:sz w:val="32"/>
+                <w:szCs w:val="44"/>
+                <w:cs/>
+                <w:lang w:bidi="ta-IN"/>
+              </w:rPr>
+            </w:pPr>
+            <w:r>
+              <w:rPr>
+                <w:rFonts w:ascii="BRH Devanagari Extra" w:hAnsi="BRH Devanagari Extra" w:cs="BRH Devanagari Extra"/>
+                <w:color w:val="000000"/>
+                <w:sz w:val="32"/>
+                <w:szCs w:val="40"/>
+                <w:lang w:val="it-IT"/>
+              </w:rPr>
+              <w:t>U</w:t>
+            </w:r>
+            <w:r>
+              <w:rPr>
+                <w:rFonts w:ascii="BRH Malayalam Extra" w:hAnsi="BRH Malayalam Extra" w:cs="BRH Devanagari Extra"/>
+                <w:color w:val="000000"/>
+                <w:szCs w:val="40"/>
+                <w:lang w:val="it-IT"/>
+              </w:rPr>
+              <w:t>–</w:t>
+            </w:r>
+            <w:r>
+              <w:rPr>
+                <w:rFonts w:ascii="BRH Devanagari Extra" w:hAnsi="BRH Devanagari Extra" w:cs="BRH Devanagari Extra"/>
+                <w:color w:val="000000"/>
+                <w:sz w:val="32"/>
+                <w:szCs w:val="40"/>
+                <w:lang w:val="it-IT"/>
+              </w:rPr>
+              <w:t xml:space="preserve">ÌrÉÍqÉÌiÉþ </w:t>
+            </w:r>
+            <w:r>
+              <w:rPr>
+                <w:rFonts w:ascii="BRH Devanagari Extra" w:hAnsi="BRH Devanagari Extra" w:cs="BRH Devanagari Extra"/>
+                <w:color w:val="000000"/>
+                <w:sz w:val="32"/>
+                <w:szCs w:val="40"/>
+                <w:highlight w:val="green"/>
+                <w:lang w:val="it-IT"/>
+              </w:rPr>
+              <w:t>UÌ</w:t>
+            </w:r>
+            <w:r>
+              <w:rPr>
+                <w:rFonts w:ascii="BRH Malayalam Extra" w:hAnsi="BRH Malayalam Extra" w:cs="BRH Devanagari Extra"/>
+                <w:color w:val="000000"/>
+                <w:szCs w:val="40"/>
+                <w:lang w:val="it-IT"/>
+              </w:rPr>
+              <w:t>–</w:t>
+            </w:r>
+            <w:r>
+              <w:rPr>
+                <w:rFonts w:ascii="BRH Devanagari Extra" w:hAnsi="BRH Devanagari Extra" w:cs="BRH Devanagari Extra"/>
+                <w:color w:val="000000"/>
+                <w:sz w:val="32"/>
+                <w:szCs w:val="40"/>
+                <w:lang w:val="it-IT"/>
+              </w:rPr>
+              <w:t xml:space="preserve">rÉqÉç | </w:t>
+            </w:r>
+          </w:p>
+        </w:tc>
+      </w:tr>
+    </w:tbl>
+    <w:p>
+      <w:pPr>
+        <w:spacing w:before="0" w:line="240" w:lineRule="auto"/>
+        <w:jc w:val="center"/>
+        <w:rPr>
+          <w:b/>
+          <w:bCs/>
+          <w:sz w:val="32"/>
+          <w:szCs w:val="32"/>
+          <w:u w:val="single"/>
+        </w:rPr>
+      </w:pPr>
+    </w:p>
+    <w:p>
+      <w:pPr>
+        <w:spacing w:before="0" w:line="240" w:lineRule="auto"/>
+        <w:jc w:val="center"/>
+        <w:rPr>
+          <w:b/>
+          <w:bCs/>
+          <w:sz w:val="32"/>
+          <w:szCs w:val="32"/>
+          <w:u w:val="single"/>
+        </w:rPr>
+      </w:pPr>
+    </w:p>
     <w:p>
       <w:pPr>
         <w:spacing w:before="0" w:line="240" w:lineRule="auto"/>
@@ -2591,18 +3228,7 @@
                 <w:highlight w:val="green"/>
                 <w:lang w:bidi="ta-IN"/>
               </w:rPr>
-              <w:t>)</w:t>
-            </w:r>
-            <w:r>
-              <w:rPr>
-                <w:rFonts w:cs="Latha"/>
-                <w:b/>
-                <w:bCs/>
-                <w:szCs w:val="28"/>
-                <w:highlight w:val="green"/>
-                <w:lang w:bidi="ta-IN"/>
-              </w:rPr>
-              <w:t xml:space="preserve"> </w:t>
+              <w:t xml:space="preserve">) </w:t>
             </w:r>
             <w:r>
               <w:rPr>
@@ -3014,6 +3640,7 @@
                 <w:cs/>
                 <w:lang w:bidi="ta-IN"/>
               </w:rPr>
+              <w:lastRenderedPageBreak/>
               <w:t>ஹி</w:t>
             </w:r>
             <w:r>
@@ -3228,6 +3855,7 @@
                 <w:cs/>
                 <w:lang w:bidi="ta-IN"/>
               </w:rPr>
+              <w:lastRenderedPageBreak/>
               <w:t>7</w:t>
             </w:r>
             <w:r>
@@ -3496,6 +4124,7 @@
                 <w:cs/>
                 <w:lang w:bidi="ta-IN"/>
               </w:rPr>
+              <w:lastRenderedPageBreak/>
               <w:t>ஹி</w:t>
             </w:r>
             <w:r>
@@ -11274,7 +11903,6 @@
                 <w:cs/>
                 <w:lang w:bidi="ta-IN"/>
               </w:rPr>
-              <w:lastRenderedPageBreak/>
               <w:t>23</w:t>
             </w:r>
             <w:r>
@@ -11504,6 +12132,7 @@
                 <w:cs/>
                 <w:lang w:bidi="ta-IN"/>
               </w:rPr>
+              <w:lastRenderedPageBreak/>
               <w:t>24</w:t>
             </w:r>
             <w:r>
@@ -13521,6 +14150,7 @@
                 <w:cs/>
                 <w:lang w:bidi="ta-IN"/>
               </w:rPr>
+              <w:lastRenderedPageBreak/>
               <w:t>23</w:t>
             </w:r>
             <w:r>
@@ -13750,6 +14380,7 @@
                 <w:cs/>
                 <w:lang w:bidi="ta-IN"/>
               </w:rPr>
+              <w:lastRenderedPageBreak/>
               <w:t>24</w:t>
             </w:r>
             <w:r>
@@ -15841,6 +16472,7 @@
                 <w:cs/>
                 <w:lang w:bidi="ta-IN"/>
               </w:rPr>
+              <w:lastRenderedPageBreak/>
               <w:t>39</w:t>
             </w:r>
             <w:r>
@@ -16910,17 +17542,7 @@
                 <w:cs/>
                 <w:lang w:bidi="ta-IN"/>
               </w:rPr>
-              <w:t xml:space="preserve">த்ரோ </w:t>
-            </w:r>
-            <w:r>
-              <w:rPr>
-                <w:rFonts w:ascii="Latha" w:hAnsi="Latha" w:cs="Latha"/>
-                <w:szCs w:val="28"/>
-                <w:cs/>
-                <w:lang w:bidi="ta-IN"/>
-              </w:rPr>
-              <w:lastRenderedPageBreak/>
-              <w:t>அ</w:t>
+              <w:t>த்ரோ அ</w:t>
             </w:r>
             <w:r>
               <w:rPr>
@@ -17294,6 +17916,7 @@
                 <w:cs/>
                 <w:lang w:bidi="ta-IN"/>
               </w:rPr>
+              <w:lastRenderedPageBreak/>
               <w:t>26</w:t>
             </w:r>
             <w:r>
@@ -18462,17 +19085,7 @@
                 <w:cs/>
                 <w:lang w:bidi="ta-IN"/>
               </w:rPr>
-              <w:t xml:space="preserve">த்ரோ </w:t>
-            </w:r>
-            <w:r>
-              <w:rPr>
-                <w:rFonts w:ascii="Latha" w:hAnsi="Latha" w:cs="Latha"/>
-                <w:szCs w:val="28"/>
-                <w:cs/>
-                <w:lang w:bidi="ta-IN"/>
-              </w:rPr>
-              <w:lastRenderedPageBreak/>
-              <w:t>அ</w:t>
+              <w:t>த்ரோ அ</w:t>
             </w:r>
             <w:r>
               <w:rPr>
@@ -18856,6 +19469,7 @@
                 <w:sz w:val="32"/>
                 <w:szCs w:val="40"/>
               </w:rPr>
+              <w:lastRenderedPageBreak/>
               <w:t xml:space="preserve"> </w:t>
             </w:r>
             <w:r>
@@ -20924,7 +21538,6 @@
                 <w:cs/>
                 <w:lang w:bidi="ta-IN"/>
               </w:rPr>
-              <w:lastRenderedPageBreak/>
               <w:t>22</w:t>
             </w:r>
             <w:r>
@@ -21740,7 +22353,6 @@
                 <w:cs/>
                 <w:lang w:bidi="ta-IN"/>
               </w:rPr>
-              <w:lastRenderedPageBreak/>
               <w:t>1</w:t>
             </w:r>
             <w:r>
@@ -23028,17 +23640,7 @@
                 <w:cs/>
                 <w:lang w:bidi="ta-IN"/>
               </w:rPr>
-              <w:t xml:space="preserve">ணான் </w:t>
-            </w:r>
-            <w:r>
-              <w:rPr>
-                <w:rFonts w:ascii="Latha" w:hAnsi="Latha" w:cs="Latha"/>
-                <w:szCs w:val="28"/>
-                <w:cs/>
-                <w:lang w:bidi="ta-IN"/>
-              </w:rPr>
-              <w:lastRenderedPageBreak/>
-              <w:t>ப்ரா</w:t>
+              <w:t>ணான் ப்ரா</w:t>
             </w:r>
             <w:r>
               <w:rPr>
@@ -27089,7 +27691,6 @@
                 <w:cs/>
                 <w:lang w:bidi="ta-IN"/>
               </w:rPr>
-              <w:lastRenderedPageBreak/>
               <w:t>ஹ</w:t>
             </w:r>
             <w:r>
@@ -28175,6 +28776,7 @@
                 <w:cs/>
                 <w:lang w:bidi="ta-IN"/>
               </w:rPr>
+              <w:lastRenderedPageBreak/>
               <w:t>க்</w:t>
             </w:r>
             <w:r>
@@ -29170,7 +29772,6 @@
                 <w:cs/>
                 <w:lang w:bidi="ta-IN"/>
               </w:rPr>
-              <w:lastRenderedPageBreak/>
               <w:t>ஹ</w:t>
             </w:r>
             <w:r>
@@ -29920,6 +30521,7 @@
                 <w:cs/>
                 <w:lang w:bidi="ta-IN"/>
               </w:rPr>
+              <w:lastRenderedPageBreak/>
               <w:t>1</w:t>
             </w:r>
             <w:r>
@@ -30982,6 +31584,7 @@
                 <w:cs/>
                 <w:lang w:bidi="ta-IN"/>
               </w:rPr>
+              <w:lastRenderedPageBreak/>
               <w:t>5</w:t>
             </w:r>
             <w:r>
@@ -31571,7 +32174,6 @@
                 <w:cs/>
                 <w:lang w:bidi="ta-IN"/>
               </w:rPr>
-              <w:lastRenderedPageBreak/>
               <w:t>5</w:t>
             </w:r>
             <w:r>
@@ -32730,7 +33332,6 @@
                 <w:cs/>
                 <w:lang w:bidi="ta-IN"/>
               </w:rPr>
-              <w:lastRenderedPageBreak/>
               <w:t>5</w:t>
             </w:r>
             <w:r>
@@ -33314,7 +33915,6 @@
                 <w:cs/>
                 <w:lang w:bidi="ta-IN"/>
               </w:rPr>
-              <w:lastRenderedPageBreak/>
               <w:t>5</w:t>
             </w:r>
             <w:r>
@@ -34496,6 +35096,7 @@
                 <w:cs/>
                 <w:lang w:bidi="ta-IN"/>
               </w:rPr>
+              <w:lastRenderedPageBreak/>
               <w:t>8</w:t>
             </w:r>
             <w:r>
@@ -36063,7 +36664,6 @@
                 <w:cs/>
                 <w:lang w:bidi="ta-IN"/>
               </w:rPr>
-              <w:lastRenderedPageBreak/>
               <w:t>த்வா மு</w:t>
             </w:r>
             <w:r>
@@ -37237,6 +37837,7 @@
                 <w:cs/>
                 <w:lang w:bidi="ta-IN"/>
               </w:rPr>
+              <w:lastRenderedPageBreak/>
               <w:t>பாவ</w:t>
             </w:r>
             <w:r>
@@ -37665,7 +38266,6 @@
                 <w:cs/>
                 <w:lang w:bidi="ta-IN"/>
               </w:rPr>
-              <w:lastRenderedPageBreak/>
               <w:t>த்வா மு</w:t>
             </w:r>
             <w:r>
@@ -38933,7 +39533,17 @@
                 <w:cs/>
                 <w:lang w:bidi="ta-IN"/>
               </w:rPr>
-              <w:t>ரோஹந்து ஶ்</w:t>
+              <w:t xml:space="preserve">ரோஹந்து </w:t>
+            </w:r>
+            <w:r>
+              <w:rPr>
+                <w:rFonts w:ascii="Latha" w:hAnsi="Latha" w:cs="Latha"/>
+                <w:szCs w:val="28"/>
+                <w:cs/>
+                <w:lang w:bidi="ta-IN"/>
+              </w:rPr>
+              <w:lastRenderedPageBreak/>
+              <w:t>ஶ்</w:t>
             </w:r>
             <w:r>
               <w:rPr>
@@ -39061,6 +39671,7 @@
                 <w:cs/>
                 <w:lang w:bidi="ta-IN"/>
               </w:rPr>
+              <w:lastRenderedPageBreak/>
               <w:t>30</w:t>
             </w:r>
             <w:r>
@@ -40447,7 +41058,6 @@
                 <w:cs/>
                 <w:lang w:bidi="ta-IN"/>
               </w:rPr>
-              <w:lastRenderedPageBreak/>
               <w:t>1</w:t>
             </w:r>
             <w:r>
@@ -42473,6 +43083,7 @@
                 <w:cs/>
                 <w:lang w:bidi="ta-IN"/>
               </w:rPr>
+              <w:lastRenderedPageBreak/>
               <w:t>36</w:t>
             </w:r>
             <w:r>
@@ -43389,7 +44000,6 @@
                 <w:cs/>
                 <w:lang w:bidi="ta-IN"/>
               </w:rPr>
-              <w:lastRenderedPageBreak/>
               <w:t>அத்</w:t>
             </w:r>
             <w:r>
@@ -44404,6 +45014,7 @@
                 <w:cs/>
                 <w:lang w:bidi="ta-IN"/>
               </w:rPr>
+              <w:lastRenderedPageBreak/>
               <w:t>அ</w:t>
             </w:r>
             <w:r>
@@ -45334,7 +45945,6 @@
                 <w:szCs w:val="28"/>
                 <w:lang w:bidi="ta-IN"/>
               </w:rPr>
-              <w:lastRenderedPageBreak/>
               <w:t>Å</w:t>
             </w:r>
             <w:r>
@@ -46895,6 +47505,7 @@
                 <w:sz w:val="32"/>
                 <w:szCs w:val="32"/>
               </w:rPr>
+              <w:lastRenderedPageBreak/>
               <w:t>Section, Paragraph</w:t>
             </w:r>
           </w:p>
@@ -47136,7 +47747,7 @@
 </file>
 
 <file path=word/endnotes.xml><?xml version="1.0" encoding="utf-8"?>
-<w:endnotes xmlns:wpc="http://schemas.microsoft.com/office/word/2010/wordprocessingCanvas" xmlns:cx="http://schemas.microsoft.com/office/drawing/2014/chartex" xmlns:cx1="http://schemas.microsoft.com/office/drawing/2015/9/8/chartex" xmlns:cx2="http://schemas.microsoft.com/office/drawing/2015/10/21/chartex" xmlns:cx3="http://schemas.microsoft.com/office/drawing/2016/5/9/chartex" xmlns:cx4="http://schemas.microsoft.com/office/drawing/2016/5/10/chartex" xmlns:cx5="http://schemas.microsoft.com/office/drawing/2016/5/11/chartex" xmlns:cx6="http://schemas.microsoft.com/office/drawing/2016/5/12/chartex" xmlns:cx7="http://schemas.microsoft.com/office/drawing/2016/5/13/chartex" xmlns:cx8="http://schemas.microsoft.com/office/drawing/2016/5/14/chartex" xmlns:mc="http://schemas.openxmlformats.org/markup-compatibility/2006" xmlns:aink="http://schemas.microsoft.com/office/drawing/2016/ink" xmlns:am3d="http://schemas.microsoft.com/office/drawing/2017/model3d" xmlns:o="urn:schemas-microsoft-com:office:office" xmlns:oel="http://schemas.microsoft.com/office/2019/extlst" xmlns:r="http://schemas.openxmlformats.org/officeDocument/2006/relationships" xmlns:m="http://schemas.openxmlformats.org/officeDocument/2006/math" xmlns:v="urn:schemas-microsoft-com:vml" xmlns:wp14="http://schemas.microsoft.com/office/word/2010/wordprocessingDrawing" xmlns:wp="http://schemas.openxmlformats.org/drawingml/2006/wordprocessingDrawing" xmlns:w10="urn:schemas-microsoft-com:office:word" xmlns:w="http://schemas.openxmlformats.org/wordprocessingml/2006/main" xmlns:w14="http://schemas.microsoft.com/office/word/2010/wordml" xmlns:w15="http://schemas.microsoft.com/office/word/2012/wordml" xmlns:w16cex="http://schemas.microsoft.com/office/word/2018/wordml/cex" xmlns:w16cid="http://schemas.microsoft.com/office/word/2016/wordml/cid" xmlns:w16="http://schemas.microsoft.com/office/word/2018/wordml" xmlns:w16sdtdh="http://schemas.microsoft.com/office/word/2020/wordml/sdtdatahash" xmlns:w16se="http://schemas.microsoft.com/office/word/2015/wordml/symex" xmlns:wpg="http://schemas.microsoft.com/office/word/2010/wordprocessingGroup" xmlns:wpi="http://schemas.microsoft.com/office/word/2010/wordprocessingInk" xmlns:wne="http://schemas.microsoft.com/office/word/2006/wordml" xmlns:wps="http://schemas.microsoft.com/office/word/2010/wordprocessingShape" mc:Ignorable="w14 w15 w16se w16cid w16 w16cex w16sdtdh wp14">
+<w:endnotes xmlns:wpc="http://schemas.microsoft.com/office/word/2010/wordprocessingCanvas" xmlns:cx="http://schemas.microsoft.com/office/drawing/2014/chartex" xmlns:cx1="http://schemas.microsoft.com/office/drawing/2015/9/8/chartex" xmlns:cx2="http://schemas.microsoft.com/office/drawing/2015/10/21/chartex" xmlns:cx3="http://schemas.microsoft.com/office/drawing/2016/5/9/chartex" xmlns:cx4="http://schemas.microsoft.com/office/drawing/2016/5/10/chartex" xmlns:cx5="http://schemas.microsoft.com/office/drawing/2016/5/11/chartex" xmlns:cx6="http://schemas.microsoft.com/office/drawing/2016/5/12/chartex" xmlns:cx7="http://schemas.microsoft.com/office/drawing/2016/5/13/chartex" xmlns:cx8="http://schemas.microsoft.com/office/drawing/2016/5/14/chartex" xmlns:mc="http://schemas.openxmlformats.org/markup-compatibility/2006" xmlns:aink="http://schemas.microsoft.com/office/drawing/2016/ink" xmlns:am3d="http://schemas.microsoft.com/office/drawing/2017/model3d" xmlns:o="urn:schemas-microsoft-com:office:office" xmlns:oel="http://schemas.microsoft.com/office/2019/extlst" xmlns:r="http://schemas.openxmlformats.org/officeDocument/2006/relationships" xmlns:m="http://schemas.openxmlformats.org/officeDocument/2006/math" xmlns:v="urn:schemas-microsoft-com:vml" xmlns:wp14="http://schemas.microsoft.com/office/word/2010/wordprocessingDrawing" xmlns:wp="http://schemas.openxmlformats.org/drawingml/2006/wordprocessingDrawing" xmlns:w10="urn:schemas-microsoft-com:office:word" xmlns:w="http://schemas.openxmlformats.org/wordprocessingml/2006/main" xmlns:w14="http://schemas.microsoft.com/office/word/2010/wordml" xmlns:w15="http://schemas.microsoft.com/office/word/2012/wordml" xmlns:w16cex="http://schemas.microsoft.com/office/word/2018/wordml/cex" xmlns:w16cid="http://schemas.microsoft.com/office/word/2016/wordml/cid" xmlns:w16="http://schemas.microsoft.com/office/word/2018/wordml" xmlns:w16du="http://schemas.microsoft.com/office/word/2023/wordml/word16du" xmlns:w16sdtdh="http://schemas.microsoft.com/office/word/2020/wordml/sdtdatahash" xmlns:w16sdtfl="http://schemas.microsoft.com/office/word/2024/wordml/sdtformatlock" xmlns:w16se="http://schemas.microsoft.com/office/word/2015/wordml/symex" xmlns:wpg="http://schemas.microsoft.com/office/word/2010/wordprocessingGroup" xmlns:wpi="http://schemas.microsoft.com/office/word/2010/wordprocessingInk" xmlns:wne="http://schemas.microsoft.com/office/word/2006/wordml" xmlns:wps="http://schemas.microsoft.com/office/word/2010/wordprocessingShape" mc:Ignorable="w14 w15 w16se w16cid w16 w16cex w16sdtdh w16sdtfl w16du wp14">
   <w:endnote w:type="separator" w:id="-1">
     <w:p>
       <w:pPr>
@@ -47161,7 +47772,7 @@
 </file>
 
 <file path=word/footer1.xml><?xml version="1.0" encoding="utf-8"?>
-<w:ftr xmlns:wpc="http://schemas.microsoft.com/office/word/2010/wordprocessingCanvas" xmlns:cx="http://schemas.microsoft.com/office/drawing/2014/chartex" xmlns:cx1="http://schemas.microsoft.com/office/drawing/2015/9/8/chartex" xmlns:cx2="http://schemas.microsoft.com/office/drawing/2015/10/21/chartex" xmlns:cx3="http://schemas.microsoft.com/office/drawing/2016/5/9/chartex" xmlns:cx4="http://schemas.microsoft.com/office/drawing/2016/5/10/chartex" xmlns:cx5="http://schemas.microsoft.com/office/drawing/2016/5/11/chartex" xmlns:cx6="http://schemas.microsoft.com/office/drawing/2016/5/12/chartex" xmlns:cx7="http://schemas.microsoft.com/office/drawing/2016/5/13/chartex" xmlns:cx8="http://schemas.microsoft.com/office/drawing/2016/5/14/chartex" xmlns:mc="http://schemas.openxmlformats.org/markup-compatibility/2006" xmlns:aink="http://schemas.microsoft.com/office/drawing/2016/ink" xmlns:am3d="http://schemas.microsoft.com/office/drawing/2017/model3d" xmlns:o="urn:schemas-microsoft-com:office:office" xmlns:oel="http://schemas.microsoft.com/office/2019/extlst" xmlns:r="http://schemas.openxmlformats.org/officeDocument/2006/relationships" xmlns:m="http://schemas.openxmlformats.org/officeDocument/2006/math" xmlns:v="urn:schemas-microsoft-com:vml" xmlns:wp14="http://schemas.microsoft.com/office/word/2010/wordprocessingDrawing" xmlns:wp="http://schemas.openxmlformats.org/drawingml/2006/wordprocessingDrawing" xmlns:w10="urn:schemas-microsoft-com:office:word" xmlns:w="http://schemas.openxmlformats.org/wordprocessingml/2006/main" xmlns:w14="http://schemas.microsoft.com/office/word/2010/wordml" xmlns:w15="http://schemas.microsoft.com/office/word/2012/wordml" xmlns:w16cex="http://schemas.microsoft.com/office/word/2018/wordml/cex" xmlns:w16cid="http://schemas.microsoft.com/office/word/2016/wordml/cid" xmlns:w16="http://schemas.microsoft.com/office/word/2018/wordml" xmlns:w16sdtdh="http://schemas.microsoft.com/office/word/2020/wordml/sdtdatahash" xmlns:w16se="http://schemas.microsoft.com/office/word/2015/wordml/symex" xmlns:wpg="http://schemas.microsoft.com/office/word/2010/wordprocessingGroup" xmlns:wpi="http://schemas.microsoft.com/office/word/2010/wordprocessingInk" xmlns:wne="http://schemas.microsoft.com/office/word/2006/wordml" xmlns:wps="http://schemas.microsoft.com/office/word/2010/wordprocessingShape" mc:Ignorable="w14 w15 w16se w16cid w16 w16cex w16sdtdh wp14">
+<w:ftr xmlns:wpc="http://schemas.microsoft.com/office/word/2010/wordprocessingCanvas" xmlns:cx="http://schemas.microsoft.com/office/drawing/2014/chartex" xmlns:cx1="http://schemas.microsoft.com/office/drawing/2015/9/8/chartex" xmlns:cx2="http://schemas.microsoft.com/office/drawing/2015/10/21/chartex" xmlns:cx3="http://schemas.microsoft.com/office/drawing/2016/5/9/chartex" xmlns:cx4="http://schemas.microsoft.com/office/drawing/2016/5/10/chartex" xmlns:cx5="http://schemas.microsoft.com/office/drawing/2016/5/11/chartex" xmlns:cx6="http://schemas.microsoft.com/office/drawing/2016/5/12/chartex" xmlns:cx7="http://schemas.microsoft.com/office/drawing/2016/5/13/chartex" xmlns:cx8="http://schemas.microsoft.com/office/drawing/2016/5/14/chartex" xmlns:mc="http://schemas.openxmlformats.org/markup-compatibility/2006" xmlns:aink="http://schemas.microsoft.com/office/drawing/2016/ink" xmlns:am3d="http://schemas.microsoft.com/office/drawing/2017/model3d" xmlns:o="urn:schemas-microsoft-com:office:office" xmlns:oel="http://schemas.microsoft.com/office/2019/extlst" xmlns:r="http://schemas.openxmlformats.org/officeDocument/2006/relationships" xmlns:m="http://schemas.openxmlformats.org/officeDocument/2006/math" xmlns:v="urn:schemas-microsoft-com:vml" xmlns:wp14="http://schemas.microsoft.com/office/word/2010/wordprocessingDrawing" xmlns:wp="http://schemas.openxmlformats.org/drawingml/2006/wordprocessingDrawing" xmlns:w10="urn:schemas-microsoft-com:office:word" xmlns:w="http://schemas.openxmlformats.org/wordprocessingml/2006/main" xmlns:w14="http://schemas.microsoft.com/office/word/2010/wordml" xmlns:w15="http://schemas.microsoft.com/office/word/2012/wordml" xmlns:w16cex="http://schemas.microsoft.com/office/word/2018/wordml/cex" xmlns:w16cid="http://schemas.microsoft.com/office/word/2016/wordml/cid" xmlns:w16="http://schemas.microsoft.com/office/word/2018/wordml" xmlns:w16du="http://schemas.microsoft.com/office/word/2023/wordml/word16du" xmlns:w16sdtdh="http://schemas.microsoft.com/office/word/2020/wordml/sdtdatahash" xmlns:w16sdtfl="http://schemas.microsoft.com/office/word/2024/wordml/sdtformatlock" xmlns:w16se="http://schemas.microsoft.com/office/word/2015/wordml/symex" xmlns:wpg="http://schemas.microsoft.com/office/word/2010/wordprocessingGroup" xmlns:wpi="http://schemas.microsoft.com/office/word/2010/wordprocessingInk" xmlns:wne="http://schemas.microsoft.com/office/word/2006/wordml" xmlns:wps="http://schemas.microsoft.com/office/word/2010/wordprocessingShape" mc:Ignorable="w14 w15 w16se w16cid w16 w16cex w16sdtdh w16sdtfl w16du wp14">
   <w:p>
     <w:pPr>
       <w:pBdr>
@@ -47343,7 +47954,7 @@
 </file>
 
 <file path=word/footer2.xml><?xml version="1.0" encoding="utf-8"?>
-<w:ftr xmlns:wpc="http://schemas.microsoft.com/office/word/2010/wordprocessingCanvas" xmlns:cx="http://schemas.microsoft.com/office/drawing/2014/chartex" xmlns:cx1="http://schemas.microsoft.com/office/drawing/2015/9/8/chartex" xmlns:cx2="http://schemas.microsoft.com/office/drawing/2015/10/21/chartex" xmlns:cx3="http://schemas.microsoft.com/office/drawing/2016/5/9/chartex" xmlns:cx4="http://schemas.microsoft.com/office/drawing/2016/5/10/chartex" xmlns:cx5="http://schemas.microsoft.com/office/drawing/2016/5/11/chartex" xmlns:cx6="http://schemas.microsoft.com/office/drawing/2016/5/12/chartex" xmlns:cx7="http://schemas.microsoft.com/office/drawing/2016/5/13/chartex" xmlns:cx8="http://schemas.microsoft.com/office/drawing/2016/5/14/chartex" xmlns:mc="http://schemas.openxmlformats.org/markup-compatibility/2006" xmlns:aink="http://schemas.microsoft.com/office/drawing/2016/ink" xmlns:am3d="http://schemas.microsoft.com/office/drawing/2017/model3d" xmlns:o="urn:schemas-microsoft-com:office:office" xmlns:oel="http://schemas.microsoft.com/office/2019/extlst" xmlns:r="http://schemas.openxmlformats.org/officeDocument/2006/relationships" xmlns:m="http://schemas.openxmlformats.org/officeDocument/2006/math" xmlns:v="urn:schemas-microsoft-com:vml" xmlns:wp14="http://schemas.microsoft.com/office/word/2010/wordprocessingDrawing" xmlns:wp="http://schemas.openxmlformats.org/drawingml/2006/wordprocessingDrawing" xmlns:w10="urn:schemas-microsoft-com:office:word" xmlns:w="http://schemas.openxmlformats.org/wordprocessingml/2006/main" xmlns:w14="http://schemas.microsoft.com/office/word/2010/wordml" xmlns:w15="http://schemas.microsoft.com/office/word/2012/wordml" xmlns:w16cex="http://schemas.microsoft.com/office/word/2018/wordml/cex" xmlns:w16cid="http://schemas.microsoft.com/office/word/2016/wordml/cid" xmlns:w16="http://schemas.microsoft.com/office/word/2018/wordml" xmlns:w16sdtdh="http://schemas.microsoft.com/office/word/2020/wordml/sdtdatahash" xmlns:w16se="http://schemas.microsoft.com/office/word/2015/wordml/symex" xmlns:wpg="http://schemas.microsoft.com/office/word/2010/wordprocessingGroup" xmlns:wpi="http://schemas.microsoft.com/office/word/2010/wordprocessingInk" xmlns:wne="http://schemas.microsoft.com/office/word/2006/wordml" xmlns:wps="http://schemas.microsoft.com/office/word/2010/wordprocessingShape" mc:Ignorable="w14 w15 w16se w16cid w16 w16cex w16sdtdh wp14">
+<w:ftr xmlns:wpc="http://schemas.microsoft.com/office/word/2010/wordprocessingCanvas" xmlns:cx="http://schemas.microsoft.com/office/drawing/2014/chartex" xmlns:cx1="http://schemas.microsoft.com/office/drawing/2015/9/8/chartex" xmlns:cx2="http://schemas.microsoft.com/office/drawing/2015/10/21/chartex" xmlns:cx3="http://schemas.microsoft.com/office/drawing/2016/5/9/chartex" xmlns:cx4="http://schemas.microsoft.com/office/drawing/2016/5/10/chartex" xmlns:cx5="http://schemas.microsoft.com/office/drawing/2016/5/11/chartex" xmlns:cx6="http://schemas.microsoft.com/office/drawing/2016/5/12/chartex" xmlns:cx7="http://schemas.microsoft.com/office/drawing/2016/5/13/chartex" xmlns:cx8="http://schemas.microsoft.com/office/drawing/2016/5/14/chartex" xmlns:mc="http://schemas.openxmlformats.org/markup-compatibility/2006" xmlns:aink="http://schemas.microsoft.com/office/drawing/2016/ink" xmlns:am3d="http://schemas.microsoft.com/office/drawing/2017/model3d" xmlns:o="urn:schemas-microsoft-com:office:office" xmlns:oel="http://schemas.microsoft.com/office/2019/extlst" xmlns:r="http://schemas.openxmlformats.org/officeDocument/2006/relationships" xmlns:m="http://schemas.openxmlformats.org/officeDocument/2006/math" xmlns:v="urn:schemas-microsoft-com:vml" xmlns:wp14="http://schemas.microsoft.com/office/word/2010/wordprocessingDrawing" xmlns:wp="http://schemas.openxmlformats.org/drawingml/2006/wordprocessingDrawing" xmlns:w10="urn:schemas-microsoft-com:office:word" xmlns:w="http://schemas.openxmlformats.org/wordprocessingml/2006/main" xmlns:w14="http://schemas.microsoft.com/office/word/2010/wordml" xmlns:w15="http://schemas.microsoft.com/office/word/2012/wordml" xmlns:w16cex="http://schemas.microsoft.com/office/word/2018/wordml/cex" xmlns:w16cid="http://schemas.microsoft.com/office/word/2016/wordml/cid" xmlns:w16="http://schemas.microsoft.com/office/word/2018/wordml" xmlns:w16du="http://schemas.microsoft.com/office/word/2023/wordml/word16du" xmlns:w16sdtdh="http://schemas.microsoft.com/office/word/2020/wordml/sdtdatahash" xmlns:w16sdtfl="http://schemas.microsoft.com/office/word/2024/wordml/sdtformatlock" xmlns:w16se="http://schemas.microsoft.com/office/word/2015/wordml/symex" xmlns:wpg="http://schemas.microsoft.com/office/word/2010/wordprocessingGroup" xmlns:wpi="http://schemas.microsoft.com/office/word/2010/wordprocessingInk" xmlns:wne="http://schemas.microsoft.com/office/word/2006/wordml" xmlns:wps="http://schemas.microsoft.com/office/word/2010/wordprocessingShape" mc:Ignorable="w14 w15 w16se w16cid w16 w16cex w16sdtdh w16sdtfl w16du wp14">
   <w:p>
     <w:pPr>
       <w:pBdr>
@@ -47563,7 +48174,7 @@
 </file>
 
 <file path=word/footnotes.xml><?xml version="1.0" encoding="utf-8"?>
-<w:footnotes xmlns:wpc="http://schemas.microsoft.com/office/word/2010/wordprocessingCanvas" xmlns:cx="http://schemas.microsoft.com/office/drawing/2014/chartex" xmlns:cx1="http://schemas.microsoft.com/office/drawing/2015/9/8/chartex" xmlns:cx2="http://schemas.microsoft.com/office/drawing/2015/10/21/chartex" xmlns:cx3="http://schemas.microsoft.com/office/drawing/2016/5/9/chartex" xmlns:cx4="http://schemas.microsoft.com/office/drawing/2016/5/10/chartex" xmlns:cx5="http://schemas.microsoft.com/office/drawing/2016/5/11/chartex" xmlns:cx6="http://schemas.microsoft.com/office/drawing/2016/5/12/chartex" xmlns:cx7="http://schemas.microsoft.com/office/drawing/2016/5/13/chartex" xmlns:cx8="http://schemas.microsoft.com/office/drawing/2016/5/14/chartex" xmlns:mc="http://schemas.openxmlformats.org/markup-compatibility/2006" xmlns:aink="http://schemas.microsoft.com/office/drawing/2016/ink" xmlns:am3d="http://schemas.microsoft.com/office/drawing/2017/model3d" xmlns:o="urn:schemas-microsoft-com:office:office" xmlns:oel="http://schemas.microsoft.com/office/2019/extlst" xmlns:r="http://schemas.openxmlformats.org/officeDocument/2006/relationships" xmlns:m="http://schemas.openxmlformats.org/officeDocument/2006/math" xmlns:v="urn:schemas-microsoft-com:vml" xmlns:wp14="http://schemas.microsoft.com/office/word/2010/wordprocessingDrawing" xmlns:wp="http://schemas.openxmlformats.org/drawingml/2006/wordprocessingDrawing" xmlns:w10="urn:schemas-microsoft-com:office:word" xmlns:w="http://schemas.openxmlformats.org/wordprocessingml/2006/main" xmlns:w14="http://schemas.microsoft.com/office/word/2010/wordml" xmlns:w15="http://schemas.microsoft.com/office/word/2012/wordml" xmlns:w16cex="http://schemas.microsoft.com/office/word/2018/wordml/cex" xmlns:w16cid="http://schemas.microsoft.com/office/word/2016/wordml/cid" xmlns:w16="http://schemas.microsoft.com/office/word/2018/wordml" xmlns:w16sdtdh="http://schemas.microsoft.com/office/word/2020/wordml/sdtdatahash" xmlns:w16se="http://schemas.microsoft.com/office/word/2015/wordml/symex" xmlns:wpg="http://schemas.microsoft.com/office/word/2010/wordprocessingGroup" xmlns:wpi="http://schemas.microsoft.com/office/word/2010/wordprocessingInk" xmlns:wne="http://schemas.microsoft.com/office/word/2006/wordml" xmlns:wps="http://schemas.microsoft.com/office/word/2010/wordprocessingShape" mc:Ignorable="w14 w15 w16se w16cid w16 w16cex w16sdtdh wp14">
+<w:footnotes xmlns:wpc="http://schemas.microsoft.com/office/word/2010/wordprocessingCanvas" xmlns:cx="http://schemas.microsoft.com/office/drawing/2014/chartex" xmlns:cx1="http://schemas.microsoft.com/office/drawing/2015/9/8/chartex" xmlns:cx2="http://schemas.microsoft.com/office/drawing/2015/10/21/chartex" xmlns:cx3="http://schemas.microsoft.com/office/drawing/2016/5/9/chartex" xmlns:cx4="http://schemas.microsoft.com/office/drawing/2016/5/10/chartex" xmlns:cx5="http://schemas.microsoft.com/office/drawing/2016/5/11/chartex" xmlns:cx6="http://schemas.microsoft.com/office/drawing/2016/5/12/chartex" xmlns:cx7="http://schemas.microsoft.com/office/drawing/2016/5/13/chartex" xmlns:cx8="http://schemas.microsoft.com/office/drawing/2016/5/14/chartex" xmlns:mc="http://schemas.openxmlformats.org/markup-compatibility/2006" xmlns:aink="http://schemas.microsoft.com/office/drawing/2016/ink" xmlns:am3d="http://schemas.microsoft.com/office/drawing/2017/model3d" xmlns:o="urn:schemas-microsoft-com:office:office" xmlns:oel="http://schemas.microsoft.com/office/2019/extlst" xmlns:r="http://schemas.openxmlformats.org/officeDocument/2006/relationships" xmlns:m="http://schemas.openxmlformats.org/officeDocument/2006/math" xmlns:v="urn:schemas-microsoft-com:vml" xmlns:wp14="http://schemas.microsoft.com/office/word/2010/wordprocessingDrawing" xmlns:wp="http://schemas.openxmlformats.org/drawingml/2006/wordprocessingDrawing" xmlns:w10="urn:schemas-microsoft-com:office:word" xmlns:w="http://schemas.openxmlformats.org/wordprocessingml/2006/main" xmlns:w14="http://schemas.microsoft.com/office/word/2010/wordml" xmlns:w15="http://schemas.microsoft.com/office/word/2012/wordml" xmlns:w16cex="http://schemas.microsoft.com/office/word/2018/wordml/cex" xmlns:w16cid="http://schemas.microsoft.com/office/word/2016/wordml/cid" xmlns:w16="http://schemas.microsoft.com/office/word/2018/wordml" xmlns:w16du="http://schemas.microsoft.com/office/word/2023/wordml/word16du" xmlns:w16sdtdh="http://schemas.microsoft.com/office/word/2020/wordml/sdtdatahash" xmlns:w16sdtfl="http://schemas.microsoft.com/office/word/2024/wordml/sdtformatlock" xmlns:w16se="http://schemas.microsoft.com/office/word/2015/wordml/symex" xmlns:wpg="http://schemas.microsoft.com/office/word/2010/wordprocessingGroup" xmlns:wpi="http://schemas.microsoft.com/office/word/2010/wordprocessingInk" xmlns:wne="http://schemas.microsoft.com/office/word/2006/wordml" xmlns:wps="http://schemas.microsoft.com/office/word/2010/wordprocessingShape" mc:Ignorable="w14 w15 w16se w16cid w16 w16cex w16sdtdh w16sdtfl w16du wp14">
   <w:footnote w:type="separator" w:id="-1">
     <w:p>
       <w:pPr>
@@ -47588,7 +48199,7 @@
 </file>
 
 <file path=word/header1.xml><?xml version="1.0" encoding="utf-8"?>
-<w:hdr xmlns:wpc="http://schemas.microsoft.com/office/word/2010/wordprocessingCanvas" xmlns:cx="http://schemas.microsoft.com/office/drawing/2014/chartex" xmlns:cx1="http://schemas.microsoft.com/office/drawing/2015/9/8/chartex" xmlns:cx2="http://schemas.microsoft.com/office/drawing/2015/10/21/chartex" xmlns:cx3="http://schemas.microsoft.com/office/drawing/2016/5/9/chartex" xmlns:cx4="http://schemas.microsoft.com/office/drawing/2016/5/10/chartex" xmlns:cx5="http://schemas.microsoft.com/office/drawing/2016/5/11/chartex" xmlns:cx6="http://schemas.microsoft.com/office/drawing/2016/5/12/chartex" xmlns:cx7="http://schemas.microsoft.com/office/drawing/2016/5/13/chartex" xmlns:cx8="http://schemas.microsoft.com/office/drawing/2016/5/14/chartex" xmlns:mc="http://schemas.openxmlformats.org/markup-compatibility/2006" xmlns:aink="http://schemas.microsoft.com/office/drawing/2016/ink" xmlns:am3d="http://schemas.microsoft.com/office/drawing/2017/model3d" xmlns:o="urn:schemas-microsoft-com:office:office" xmlns:oel="http://schemas.microsoft.com/office/2019/extlst" xmlns:r="http://schemas.openxmlformats.org/officeDocument/2006/relationships" xmlns:m="http://schemas.openxmlformats.org/officeDocument/2006/math" xmlns:v="urn:schemas-microsoft-com:vml" xmlns:wp14="http://schemas.microsoft.com/office/word/2010/wordprocessingDrawing" xmlns:wp="http://schemas.openxmlformats.org/drawingml/2006/wordprocessingDrawing" xmlns:w10="urn:schemas-microsoft-com:office:word" xmlns:w="http://schemas.openxmlformats.org/wordprocessingml/2006/main" xmlns:w14="http://schemas.microsoft.com/office/word/2010/wordml" xmlns:w15="http://schemas.microsoft.com/office/word/2012/wordml" xmlns:w16cex="http://schemas.microsoft.com/office/word/2018/wordml/cex" xmlns:w16cid="http://schemas.microsoft.com/office/word/2016/wordml/cid" xmlns:w16="http://schemas.microsoft.com/office/word/2018/wordml" xmlns:w16sdtdh="http://schemas.microsoft.com/office/word/2020/wordml/sdtdatahash" xmlns:w16se="http://schemas.microsoft.com/office/word/2015/wordml/symex" xmlns:wpg="http://schemas.microsoft.com/office/word/2010/wordprocessingGroup" xmlns:wpi="http://schemas.microsoft.com/office/word/2010/wordprocessingInk" xmlns:wne="http://schemas.microsoft.com/office/word/2006/wordml" xmlns:wps="http://schemas.microsoft.com/office/word/2010/wordprocessingShape" mc:Ignorable="w14 w15 w16se w16cid w16 w16cex w16sdtdh wp14">
+<w:hdr xmlns:wpc="http://schemas.microsoft.com/office/word/2010/wordprocessingCanvas" xmlns:cx="http://schemas.microsoft.com/office/drawing/2014/chartex" xmlns:cx1="http://schemas.microsoft.com/office/drawing/2015/9/8/chartex" xmlns:cx2="http://schemas.microsoft.com/office/drawing/2015/10/21/chartex" xmlns:cx3="http://schemas.microsoft.com/office/drawing/2016/5/9/chartex" xmlns:cx4="http://schemas.microsoft.com/office/drawing/2016/5/10/chartex" xmlns:cx5="http://schemas.microsoft.com/office/drawing/2016/5/11/chartex" xmlns:cx6="http://schemas.microsoft.com/office/drawing/2016/5/12/chartex" xmlns:cx7="http://schemas.microsoft.com/office/drawing/2016/5/13/chartex" xmlns:cx8="http://schemas.microsoft.com/office/drawing/2016/5/14/chartex" xmlns:mc="http://schemas.openxmlformats.org/markup-compatibility/2006" xmlns:aink="http://schemas.microsoft.com/office/drawing/2016/ink" xmlns:am3d="http://schemas.microsoft.com/office/drawing/2017/model3d" xmlns:o="urn:schemas-microsoft-com:office:office" xmlns:oel="http://schemas.microsoft.com/office/2019/extlst" xmlns:r="http://schemas.openxmlformats.org/officeDocument/2006/relationships" xmlns:m="http://schemas.openxmlformats.org/officeDocument/2006/math" xmlns:v="urn:schemas-microsoft-com:vml" xmlns:wp14="http://schemas.microsoft.com/office/word/2010/wordprocessingDrawing" xmlns:wp="http://schemas.openxmlformats.org/drawingml/2006/wordprocessingDrawing" xmlns:w10="urn:schemas-microsoft-com:office:word" xmlns:w="http://schemas.openxmlformats.org/wordprocessingml/2006/main" xmlns:w14="http://schemas.microsoft.com/office/word/2010/wordml" xmlns:w15="http://schemas.microsoft.com/office/word/2012/wordml" xmlns:w16cex="http://schemas.microsoft.com/office/word/2018/wordml/cex" xmlns:w16cid="http://schemas.microsoft.com/office/word/2016/wordml/cid" xmlns:w16="http://schemas.microsoft.com/office/word/2018/wordml" xmlns:w16du="http://schemas.microsoft.com/office/word/2023/wordml/word16du" xmlns:w16sdtdh="http://schemas.microsoft.com/office/word/2020/wordml/sdtdatahash" xmlns:w16sdtfl="http://schemas.microsoft.com/office/word/2024/wordml/sdtformatlock" xmlns:w16se="http://schemas.microsoft.com/office/word/2015/wordml/symex" xmlns:wpg="http://schemas.microsoft.com/office/word/2010/wordprocessingGroup" xmlns:wpi="http://schemas.microsoft.com/office/word/2010/wordprocessingInk" xmlns:wne="http://schemas.microsoft.com/office/word/2006/wordml" xmlns:wps="http://schemas.microsoft.com/office/word/2010/wordprocessingShape" mc:Ignorable="w14 w15 w16se w16cid w16 w16cex w16sdtdh w16sdtfl w16du wp14">
   <w:p>
     <w:pPr>
       <w:pStyle w:val="Header"/>
@@ -47609,7 +48220,7 @@
 </file>
 
 <file path=word/header2.xml><?xml version="1.0" encoding="utf-8"?>
-<w:hdr xmlns:wpc="http://schemas.microsoft.com/office/word/2010/wordprocessingCanvas" xmlns:cx="http://schemas.microsoft.com/office/drawing/2014/chartex" xmlns:cx1="http://schemas.microsoft.com/office/drawing/2015/9/8/chartex" xmlns:cx2="http://schemas.microsoft.com/office/drawing/2015/10/21/chartex" xmlns:cx3="http://schemas.microsoft.com/office/drawing/2016/5/9/chartex" xmlns:cx4="http://schemas.microsoft.com/office/drawing/2016/5/10/chartex" xmlns:cx5="http://schemas.microsoft.com/office/drawing/2016/5/11/chartex" xmlns:cx6="http://schemas.microsoft.com/office/drawing/2016/5/12/chartex" xmlns:cx7="http://schemas.microsoft.com/office/drawing/2016/5/13/chartex" xmlns:cx8="http://schemas.microsoft.com/office/drawing/2016/5/14/chartex" xmlns:mc="http://schemas.openxmlformats.org/markup-compatibility/2006" xmlns:aink="http://schemas.microsoft.com/office/drawing/2016/ink" xmlns:am3d="http://schemas.microsoft.com/office/drawing/2017/model3d" xmlns:o="urn:schemas-microsoft-com:office:office" xmlns:oel="http://schemas.microsoft.com/office/2019/extlst" xmlns:r="http://schemas.openxmlformats.org/officeDocument/2006/relationships" xmlns:m="http://schemas.openxmlformats.org/officeDocument/2006/math" xmlns:v="urn:schemas-microsoft-com:vml" xmlns:wp14="http://schemas.microsoft.com/office/word/2010/wordprocessingDrawing" xmlns:wp="http://schemas.openxmlformats.org/drawingml/2006/wordprocessingDrawing" xmlns:w10="urn:schemas-microsoft-com:office:word" xmlns:w="http://schemas.openxmlformats.org/wordprocessingml/2006/main" xmlns:w14="http://schemas.microsoft.com/office/word/2010/wordml" xmlns:w15="http://schemas.microsoft.com/office/word/2012/wordml" xmlns:w16cex="http://schemas.microsoft.com/office/word/2018/wordml/cex" xmlns:w16cid="http://schemas.microsoft.com/office/word/2016/wordml/cid" xmlns:w16="http://schemas.microsoft.com/office/word/2018/wordml" xmlns:w16sdtdh="http://schemas.microsoft.com/office/word/2020/wordml/sdtdatahash" xmlns:w16se="http://schemas.microsoft.com/office/word/2015/wordml/symex" xmlns:wpg="http://schemas.microsoft.com/office/word/2010/wordprocessingGroup" xmlns:wpi="http://schemas.microsoft.com/office/word/2010/wordprocessingInk" xmlns:wne="http://schemas.microsoft.com/office/word/2006/wordml" xmlns:wps="http://schemas.microsoft.com/office/word/2010/wordprocessingShape" mc:Ignorable="w14 w15 w16se w16cid w16 w16cex w16sdtdh wp14">
+<w:hdr xmlns:wpc="http://schemas.microsoft.com/office/word/2010/wordprocessingCanvas" xmlns:cx="http://schemas.microsoft.com/office/drawing/2014/chartex" xmlns:cx1="http://schemas.microsoft.com/office/drawing/2015/9/8/chartex" xmlns:cx2="http://schemas.microsoft.com/office/drawing/2015/10/21/chartex" xmlns:cx3="http://schemas.microsoft.com/office/drawing/2016/5/9/chartex" xmlns:cx4="http://schemas.microsoft.com/office/drawing/2016/5/10/chartex" xmlns:cx5="http://schemas.microsoft.com/office/drawing/2016/5/11/chartex" xmlns:cx6="http://schemas.microsoft.com/office/drawing/2016/5/12/chartex" xmlns:cx7="http://schemas.microsoft.com/office/drawing/2016/5/13/chartex" xmlns:cx8="http://schemas.microsoft.com/office/drawing/2016/5/14/chartex" xmlns:mc="http://schemas.openxmlformats.org/markup-compatibility/2006" xmlns:aink="http://schemas.microsoft.com/office/drawing/2016/ink" xmlns:am3d="http://schemas.microsoft.com/office/drawing/2017/model3d" xmlns:o="urn:schemas-microsoft-com:office:office" xmlns:oel="http://schemas.microsoft.com/office/2019/extlst" xmlns:r="http://schemas.openxmlformats.org/officeDocument/2006/relationships" xmlns:m="http://schemas.openxmlformats.org/officeDocument/2006/math" xmlns:v="urn:schemas-microsoft-com:vml" xmlns:wp14="http://schemas.microsoft.com/office/word/2010/wordprocessingDrawing" xmlns:wp="http://schemas.openxmlformats.org/drawingml/2006/wordprocessingDrawing" xmlns:w10="urn:schemas-microsoft-com:office:word" xmlns:w="http://schemas.openxmlformats.org/wordprocessingml/2006/main" xmlns:w14="http://schemas.microsoft.com/office/word/2010/wordml" xmlns:w15="http://schemas.microsoft.com/office/word/2012/wordml" xmlns:w16cex="http://schemas.microsoft.com/office/word/2018/wordml/cex" xmlns:w16cid="http://schemas.microsoft.com/office/word/2016/wordml/cid" xmlns:w16="http://schemas.microsoft.com/office/word/2018/wordml" xmlns:w16du="http://schemas.microsoft.com/office/word/2023/wordml/word16du" xmlns:w16sdtdh="http://schemas.microsoft.com/office/word/2020/wordml/sdtdatahash" xmlns:w16sdtfl="http://schemas.microsoft.com/office/word/2024/wordml/sdtformatlock" xmlns:w16se="http://schemas.microsoft.com/office/word/2015/wordml/symex" xmlns:wpg="http://schemas.microsoft.com/office/word/2010/wordprocessingGroup" xmlns:wpi="http://schemas.microsoft.com/office/word/2010/wordprocessingInk" xmlns:wne="http://schemas.microsoft.com/office/word/2006/wordml" xmlns:wps="http://schemas.microsoft.com/office/word/2010/wordprocessingShape" mc:Ignorable="w14 w15 w16se w16cid w16 w16cex w16sdtdh w16sdtfl w16du wp14">
   <w:p>
     <w:pPr>
       <w:pStyle w:val="Header"/>
@@ -47622,7 +48233,7 @@
 </file>
 
 <file path=word/styles.xml><?xml version="1.0" encoding="utf-8"?>
-<w:styles xmlns:mc="http://schemas.openxmlformats.org/markup-compatibility/2006" xmlns:r="http://schemas.openxmlformats.org/officeDocument/2006/relationships" xmlns:w="http://schemas.openxmlformats.org/wordprocessingml/2006/main" xmlns:w14="http://schemas.microsoft.com/office/word/2010/wordml" xmlns:w15="http://schemas.microsoft.com/office/word/2012/wordml" xmlns:w16cex="http://schemas.microsoft.com/office/word/2018/wordml/cex" xmlns:w16cid="http://schemas.microsoft.com/office/word/2016/wordml/cid" xmlns:w16="http://schemas.microsoft.com/office/word/2018/wordml" xmlns:w16sdtdh="http://schemas.microsoft.com/office/word/2020/wordml/sdtdatahash" xmlns:w16se="http://schemas.microsoft.com/office/word/2015/wordml/symex" mc:Ignorable="w14 w15 w16se w16cid w16 w16cex w16sdtdh">
+<w:styles xmlns:mc="http://schemas.openxmlformats.org/markup-compatibility/2006" xmlns:r="http://schemas.openxmlformats.org/officeDocument/2006/relationships" xmlns:w="http://schemas.openxmlformats.org/wordprocessingml/2006/main" xmlns:w14="http://schemas.microsoft.com/office/word/2010/wordml" xmlns:w15="http://schemas.microsoft.com/office/word/2012/wordml" xmlns:w16cex="http://schemas.microsoft.com/office/word/2018/wordml/cex" xmlns:w16cid="http://schemas.microsoft.com/office/word/2016/wordml/cid" xmlns:w16="http://schemas.microsoft.com/office/word/2018/wordml" xmlns:w16du="http://schemas.microsoft.com/office/word/2023/wordml/word16du" xmlns:w16sdtdh="http://schemas.microsoft.com/office/word/2020/wordml/sdtdatahash" xmlns:w16sdtfl="http://schemas.microsoft.com/office/word/2024/wordml/sdtformatlock" xmlns:w16se="http://schemas.microsoft.com/office/word/2015/wordml/symex" mc:Ignorable="w14 w15 w16se w16cid w16 w16cex w16sdtdh w16sdtfl w16du">
   <w:docDefaults>
     <w:rPrDefault>
       <w:rPr>

--- a/TS Jatai Ghanam Project/TS 1.3/TS 1.3 Ghanam Tamil Corrections.docx
+++ b/TS Jatai Ghanam Project/TS 1.3/TS 1.3 Ghanam Tamil Corrections.docx
@@ -70,10 +70,9 @@
           <w:bCs/>
           <w:sz w:val="32"/>
           <w:szCs w:val="32"/>
-          <w:highlight w:val="red"/>
           <w:u w:val="single"/>
         </w:rPr>
-        <w:t>????</w:t>
+        <w:t>30th June 2026</w:t>
       </w:r>
     </w:p>
     <w:p>
@@ -625,6 +624,16 @@
           <w:u w:val="single"/>
         </w:rPr>
       </w:pPr>
+      <w:r>
+        <w:rPr>
+          <w:b/>
+          <w:bCs/>
+          <w:sz w:val="32"/>
+          <w:szCs w:val="32"/>
+          <w:u w:val="single"/>
+        </w:rPr>
+        <w:t>=============</w:t>
+      </w:r>
     </w:p>
     <w:p>
       <w:pPr>
@@ -11467,14 +11476,18 @@
           <w:p>
             <w:pPr>
               <w:widowControl w:val="0"/>
+              <w:tabs>
+                <w:tab w:val="center" w:pos="3687"/>
+              </w:tabs>
               <w:autoSpaceDE w:val="0"/>
               <w:autoSpaceDN w:val="0"/>
               <w:adjustRightInd w:val="0"/>
               <w:spacing w:before="0" w:after="120" w:line="240" w:lineRule="auto"/>
               <w:rPr>
-                <w:rFonts w:ascii="Latha" w:hAnsi="Latha" w:cs="Latha"/>
-                <w:szCs w:val="28"/>
-                <w:lang w:bidi="ta-IN"/>
+                <w:b/>
+                <w:sz w:val="28"/>
+                <w:szCs w:val="28"/>
+                <w:u w:val="single"/>
               </w:rPr>
             </w:pPr>
             <w:r>
@@ -11562,49 +11575,6 @@
               </w:rPr>
               <w:t xml:space="preserve"> |</w:t>
             </w:r>
-          </w:p>
-          <w:p>
-            <w:pPr>
-              <w:widowControl w:val="0"/>
-              <w:autoSpaceDE w:val="0"/>
-              <w:autoSpaceDN w:val="0"/>
-              <w:adjustRightInd w:val="0"/>
-              <w:spacing w:before="0" w:after="120" w:line="240" w:lineRule="auto"/>
-              <w:rPr>
-                <w:b/>
-                <w:szCs w:val="28"/>
-                <w:u w:val="single"/>
-              </w:rPr>
-            </w:pPr>
-          </w:p>
-          <w:p>
-            <w:pPr>
-              <w:widowControl w:val="0"/>
-              <w:autoSpaceDE w:val="0"/>
-              <w:autoSpaceDN w:val="0"/>
-              <w:adjustRightInd w:val="0"/>
-              <w:spacing w:before="0" w:after="120" w:line="240" w:lineRule="auto"/>
-              <w:rPr>
-                <w:b/>
-                <w:szCs w:val="28"/>
-                <w:u w:val="single"/>
-              </w:rPr>
-            </w:pPr>
-          </w:p>
-          <w:p>
-            <w:pPr>
-              <w:widowControl w:val="0"/>
-              <w:autoSpaceDE w:val="0"/>
-              <w:autoSpaceDN w:val="0"/>
-              <w:adjustRightInd w:val="0"/>
-              <w:spacing w:before="0" w:after="120" w:line="240" w:lineRule="auto"/>
-              <w:rPr>
-                <w:b/>
-                <w:sz w:val="28"/>
-                <w:szCs w:val="28"/>
-                <w:u w:val="single"/>
-              </w:rPr>
-            </w:pPr>
           </w:p>
         </w:tc>
         <w:tc>
@@ -12132,7 +12102,6 @@
                 <w:cs/>
                 <w:lang w:bidi="ta-IN"/>
               </w:rPr>
-              <w:lastRenderedPageBreak/>
               <w:t>24</w:t>
             </w:r>
             <w:r>
@@ -12768,6 +12737,7 @@
                 <w:cs/>
                 <w:lang w:bidi="ta-IN"/>
               </w:rPr>
+              <w:lastRenderedPageBreak/>
               <w:t>25</w:t>
             </w:r>
             <w:r>
@@ -14380,7 +14350,6 @@
                 <w:cs/>
                 <w:lang w:bidi="ta-IN"/>
               </w:rPr>
-              <w:lastRenderedPageBreak/>
               <w:t>24</w:t>
             </w:r>
             <w:r>
@@ -14972,6 +14941,7 @@
                 <w:cs/>
                 <w:lang w:bidi="ta-IN"/>
               </w:rPr>
+              <w:lastRenderedPageBreak/>
               <w:t>25</w:t>
             </w:r>
             <w:r>
@@ -17916,7 +17886,6 @@
                 <w:cs/>
                 <w:lang w:bidi="ta-IN"/>
               </w:rPr>
-              <w:lastRenderedPageBreak/>
               <w:t>26</w:t>
             </w:r>
             <w:r>
@@ -18161,6 +18130,18 @@
               </w:rPr>
               <w:t>||</w:t>
             </w:r>
+          </w:p>
+          <w:p>
+            <w:pPr>
+              <w:autoSpaceDE w:val="0"/>
+              <w:autoSpaceDN w:val="0"/>
+              <w:adjustRightInd w:val="0"/>
+              <w:rPr>
+                <w:rFonts w:ascii="Latha" w:hAnsi="Latha" w:cs="Latha"/>
+                <w:szCs w:val="28"/>
+                <w:lang w:bidi="ta-IN"/>
+              </w:rPr>
+            </w:pPr>
           </w:p>
           <w:p>
             <w:pPr>
@@ -18183,6 +18164,7 @@
                 <w:cs/>
                 <w:lang w:bidi="ta-IN"/>
               </w:rPr>
+              <w:lastRenderedPageBreak/>
               <w:t>அ</w:t>
             </w:r>
             <w:r>
@@ -19469,7 +19451,6 @@
                 <w:sz w:val="32"/>
                 <w:szCs w:val="40"/>
               </w:rPr>
-              <w:lastRenderedPageBreak/>
               <w:t xml:space="preserve"> </w:t>
             </w:r>
             <w:r>
@@ -19746,6 +19727,7 @@
                 <w:cs/>
                 <w:lang w:bidi="ta-IN"/>
               </w:rPr>
+              <w:lastRenderedPageBreak/>
               <w:t>அ</w:t>
             </w:r>
             <w:r>
@@ -28425,333 +28407,18 @@
           </w:p>
           <w:p>
             <w:pPr>
+              <w:widowControl w:val="0"/>
               <w:autoSpaceDE w:val="0"/>
               <w:autoSpaceDN w:val="0"/>
               <w:adjustRightInd w:val="0"/>
-              <w:rPr>
-                <w:rFonts w:ascii="Latha" w:hAnsi="Latha" w:cs="Latha"/>
-                <w:szCs w:val="28"/>
-                <w:lang w:bidi="ta-IN"/>
+              <w:spacing w:before="0" w:line="240" w:lineRule="auto"/>
+              <w:rPr>
+                <w:rFonts w:ascii="BRH Devanagari Extra" w:hAnsi="BRH Devanagari Extra" w:cs="BRH Devanagari Extra"/>
+                <w:color w:val="000000"/>
+                <w:sz w:val="32"/>
+                <w:szCs w:val="40"/>
               </w:rPr>
             </w:pPr>
-            <w:r>
-              <w:rPr>
-                <w:rFonts w:cs="Latha"/>
-                <w:b/>
-                <w:bCs/>
-                <w:szCs w:val="28"/>
-                <w:cs/>
-                <w:lang w:bidi="ta-IN"/>
-              </w:rPr>
-              <w:t>1</w:t>
-            </w:r>
-            <w:r>
-              <w:rPr>
-                <w:rFonts w:cs="Latha"/>
-                <w:b/>
-                <w:bCs/>
-                <w:szCs w:val="28"/>
-                <w:cs/>
-                <w:lang w:bidi="ta-IN"/>
-              </w:rPr>
-              <w:t>3</w:t>
-            </w:r>
-            <w:r>
-              <w:rPr>
-                <w:rFonts w:cs="Latha"/>
-                <w:b/>
-                <w:bCs/>
-                <w:szCs w:val="28"/>
-                <w:cs/>
-                <w:lang w:bidi="ta-IN"/>
-              </w:rPr>
-              <w:t>)</w:t>
-            </w:r>
-            <w:r>
-              <w:rPr>
-                <w:rFonts w:ascii="Latha" w:hAnsi="Latha" w:cs="Latha"/>
-                <w:szCs w:val="28"/>
-                <w:lang w:bidi="ta-IN"/>
-              </w:rPr>
-              <w:t xml:space="preserve">  </w:t>
-            </w:r>
-            <w:r>
-              <w:rPr>
-                <w:rFonts w:cs="Latha"/>
-                <w:b/>
-                <w:bCs/>
-                <w:szCs w:val="28"/>
-                <w:cs/>
-                <w:lang w:bidi="ta-IN"/>
-              </w:rPr>
-              <w:t>1.3.1</w:t>
-            </w:r>
-            <w:r>
-              <w:rPr>
-                <w:rFonts w:cs="Latha"/>
-                <w:b/>
-                <w:bCs/>
-                <w:szCs w:val="28"/>
-                <w:lang w:bidi="ta-IN"/>
-              </w:rPr>
-              <w:t>0</w:t>
-            </w:r>
-            <w:r>
-              <w:rPr>
-                <w:rFonts w:cs="Latha"/>
-                <w:b/>
-                <w:bCs/>
-                <w:szCs w:val="28"/>
-                <w:lang w:bidi="ta-IN"/>
-              </w:rPr>
-              <w:t>.</w:t>
-            </w:r>
-            <w:r>
-              <w:rPr>
-                <w:rFonts w:cs="Latha"/>
-                <w:b/>
-                <w:bCs/>
-                <w:szCs w:val="28"/>
-                <w:cs/>
-                <w:lang w:bidi="ta-IN"/>
-              </w:rPr>
-              <w:t>1</w:t>
-            </w:r>
-            <w:r>
-              <w:rPr>
-                <w:rFonts w:cs="Latha"/>
-                <w:b/>
-                <w:bCs/>
-                <w:szCs w:val="28"/>
-                <w:lang w:bidi="ta-IN"/>
-              </w:rPr>
-              <w:t>(</w:t>
-            </w:r>
-            <w:r>
-              <w:rPr>
-                <w:rFonts w:cs="Latha"/>
-                <w:b/>
-                <w:bCs/>
-                <w:szCs w:val="28"/>
-                <w:cs/>
-                <w:lang w:bidi="ta-IN"/>
-              </w:rPr>
-              <w:t>1</w:t>
-            </w:r>
-            <w:r>
-              <w:rPr>
-                <w:rFonts w:cs="Latha"/>
-                <w:b/>
-                <w:bCs/>
-                <w:szCs w:val="28"/>
-                <w:cs/>
-                <w:lang w:bidi="ta-IN"/>
-              </w:rPr>
-              <w:t>1</w:t>
-            </w:r>
-            <w:r>
-              <w:rPr>
-                <w:rFonts w:cs="Latha"/>
-                <w:b/>
-                <w:bCs/>
-                <w:szCs w:val="28"/>
-                <w:cs/>
-                <w:lang w:bidi="ta-IN"/>
-              </w:rPr>
-              <w:t>)</w:t>
-            </w:r>
-            <w:r>
-              <w:rPr>
-                <w:rFonts w:ascii="Latha" w:hAnsi="Latha" w:cs="Latha"/>
-                <w:szCs w:val="28"/>
-                <w:lang w:bidi="ta-IN"/>
-              </w:rPr>
-              <w:t xml:space="preserve">- </w:t>
-            </w:r>
-            <w:r>
-              <w:rPr>
-                <w:rFonts w:ascii="Latha" w:hAnsi="Latha" w:cs="Latha"/>
-                <w:szCs w:val="28"/>
-                <w:cs/>
-                <w:lang w:bidi="ta-IN"/>
-              </w:rPr>
-              <w:t>க்</w:t>
-            </w:r>
-            <w:r>
-              <w:rPr>
-                <w:rFonts w:ascii="Latha" w:hAnsi="Latha" w:cs="Latha"/>
-                <w:b/>
-                <w:bCs/>
-                <w:position w:val="-12"/>
-                <w:szCs w:val="28"/>
-                <w:cs/>
-                <w:lang w:bidi="ta-IN"/>
-              </w:rPr>
-              <w:t>4</w:t>
-            </w:r>
-            <w:r>
-              <w:rPr>
-                <w:rFonts w:ascii="Latha" w:hAnsi="Latha" w:cs="Latha"/>
-                <w:b/>
-                <w:bCs/>
-                <w:i/>
-                <w:iCs/>
-                <w:szCs w:val="28"/>
-                <w:cs/>
-                <w:lang w:bidi="ta-IN"/>
-              </w:rPr>
-              <w:t>ரு</w:t>
-            </w:r>
-            <w:r>
-              <w:rPr>
-                <w:rFonts w:ascii="BRH Tamil Tab Extra" w:hAnsi="BRH Tamil Tab Extra" w:cs="Latha"/>
-                <w:b/>
-                <w:bCs/>
-                <w:szCs w:val="28"/>
-                <w:lang w:bidi="ta-IN"/>
-              </w:rPr>
-              <w:t>…</w:t>
-            </w:r>
-            <w:r>
-              <w:rPr>
-                <w:rFonts w:ascii="Latha" w:hAnsi="Latha" w:cs="Latha"/>
-                <w:szCs w:val="28"/>
-                <w:cs/>
-                <w:lang w:bidi="ta-IN"/>
-              </w:rPr>
-              <w:t>தவ</w:t>
-            </w:r>
-            <w:r>
-              <w:rPr>
-                <w:rFonts w:ascii="BRH Tamil Tab Extra" w:hAnsi="BRH Tamil Tab Extra" w:cs="Latha"/>
-                <w:b/>
-                <w:bCs/>
-                <w:szCs w:val="28"/>
-                <w:lang w:bidi="ta-IN"/>
-              </w:rPr>
-              <w:t>†</w:t>
-            </w:r>
-            <w:r>
-              <w:rPr>
-                <w:rFonts w:ascii="Latha" w:hAnsi="Latha" w:cs="Latha"/>
-                <w:szCs w:val="28"/>
-                <w:cs/>
-                <w:lang w:bidi="ta-IN"/>
-              </w:rPr>
-              <w:t xml:space="preserve">த் </w:t>
-            </w:r>
-            <w:r>
-              <w:rPr>
-                <w:rFonts w:ascii="Latha" w:hAnsi="Latha" w:cs="Latha"/>
-                <w:szCs w:val="28"/>
-                <w:lang w:bidi="ta-IN"/>
-              </w:rPr>
-              <w:t xml:space="preserve">| </w:t>
-            </w:r>
-            <w:r>
-              <w:rPr>
-                <w:rFonts w:ascii="Latha" w:hAnsi="Latha" w:cs="Latha"/>
-                <w:szCs w:val="28"/>
-                <w:cs/>
-                <w:lang w:bidi="ta-IN"/>
-              </w:rPr>
-              <w:t>ஸ்வாஹா</w:t>
-            </w:r>
-            <w:r>
-              <w:rPr>
-                <w:rFonts w:ascii="BRH Tamil Tab Extra" w:hAnsi="BRH Tamil Tab Extra" w:cs="Latha"/>
-                <w:b/>
-                <w:bCs/>
-                <w:szCs w:val="28"/>
-                <w:lang w:bidi="ta-IN"/>
-              </w:rPr>
-              <w:t>‡</w:t>
-            </w:r>
-            <w:r>
-              <w:rPr>
-                <w:rFonts w:ascii="Latha" w:hAnsi="Latha" w:cs="Latha"/>
-                <w:szCs w:val="28"/>
-                <w:lang w:bidi="ta-IN"/>
-              </w:rPr>
-              <w:t xml:space="preserve"> | </w:t>
-            </w:r>
-            <w:r>
-              <w:rPr>
-                <w:rFonts w:ascii="Latha" w:hAnsi="Latha" w:cs="Latha"/>
-                <w:szCs w:val="28"/>
-                <w:cs/>
-                <w:lang w:bidi="ta-IN"/>
-              </w:rPr>
-              <w:t>ஐ</w:t>
-            </w:r>
-            <w:r>
-              <w:rPr>
-                <w:rFonts w:ascii="BRH Tamil Tab Extra" w:hAnsi="BRH Tamil Tab Extra" w:cs="Latha"/>
-                <w:b/>
-                <w:bCs/>
-                <w:szCs w:val="28"/>
-                <w:lang w:bidi="ta-IN"/>
-              </w:rPr>
-              <w:t>…</w:t>
-            </w:r>
-            <w:r>
-              <w:rPr>
-                <w:rFonts w:ascii="Latha" w:hAnsi="Latha" w:cs="Latha"/>
-                <w:szCs w:val="28"/>
-                <w:cs/>
-                <w:lang w:bidi="ta-IN"/>
-              </w:rPr>
-              <w:t>ந்த்</w:t>
-            </w:r>
-            <w:r>
-              <w:rPr>
-                <w:rFonts w:ascii="Latha" w:hAnsi="Latha" w:cs="Latha"/>
-                <w:b/>
-                <w:bCs/>
-                <w:position w:val="-12"/>
-                <w:szCs w:val="28"/>
-                <w:cs/>
-                <w:lang w:bidi="ta-IN"/>
-              </w:rPr>
-              <w:t>3</w:t>
-            </w:r>
-            <w:r>
-              <w:rPr>
-                <w:rFonts w:ascii="Latha" w:hAnsi="Latha" w:cs="Latha"/>
-                <w:szCs w:val="28"/>
-                <w:cs/>
-                <w:lang w:bidi="ta-IN"/>
-              </w:rPr>
-              <w:t>ர</w:t>
-            </w:r>
-            <w:r>
-              <w:rPr>
-                <w:rFonts w:ascii="Latha" w:hAnsi="Latha" w:cs="Latha"/>
-                <w:b/>
-                <w:bCs/>
-                <w:szCs w:val="28"/>
-                <w:cs/>
-                <w:lang w:bidi="ta-IN"/>
-              </w:rPr>
-              <w:t>:</w:t>
-            </w:r>
-            <w:r>
-              <w:rPr>
-                <w:rFonts w:ascii="Latha" w:hAnsi="Latha" w:cs="Latha"/>
-                <w:szCs w:val="28"/>
-                <w:cs/>
-                <w:lang w:bidi="ta-IN"/>
-              </w:rPr>
-              <w:t xml:space="preserve"> </w:t>
-            </w:r>
-            <w:r>
-              <w:rPr>
-                <w:rFonts w:ascii="Latha" w:hAnsi="Latha" w:cs="Latha"/>
-                <w:szCs w:val="28"/>
-                <w:lang w:bidi="ta-IN"/>
-              </w:rPr>
-              <w:t>|</w:t>
-            </w:r>
           </w:p>
           <w:p>
             <w:pPr>
@@ -28759,6 +28426,337 @@
               <w:autoSpaceDN w:val="0"/>
               <w:adjustRightInd w:val="0"/>
               <w:rPr>
+                <w:rFonts w:ascii="Latha" w:hAnsi="Latha" w:cs="Latha"/>
+                <w:szCs w:val="28"/>
+                <w:lang w:bidi="ta-IN"/>
+              </w:rPr>
+            </w:pPr>
+            <w:r>
+              <w:rPr>
+                <w:rFonts w:cs="Latha"/>
+                <w:b/>
+                <w:bCs/>
+                <w:szCs w:val="28"/>
+                <w:cs/>
+                <w:lang w:bidi="ta-IN"/>
+              </w:rPr>
+              <w:lastRenderedPageBreak/>
+              <w:t>1</w:t>
+            </w:r>
+            <w:r>
+              <w:rPr>
+                <w:rFonts w:cs="Latha"/>
+                <w:b/>
+                <w:bCs/>
+                <w:szCs w:val="28"/>
+                <w:cs/>
+                <w:lang w:bidi="ta-IN"/>
+              </w:rPr>
+              <w:t>3</w:t>
+            </w:r>
+            <w:r>
+              <w:rPr>
+                <w:rFonts w:cs="Latha"/>
+                <w:b/>
+                <w:bCs/>
+                <w:szCs w:val="28"/>
+                <w:cs/>
+                <w:lang w:bidi="ta-IN"/>
+              </w:rPr>
+              <w:t>)</w:t>
+            </w:r>
+            <w:r>
+              <w:rPr>
+                <w:rFonts w:ascii="Latha" w:hAnsi="Latha" w:cs="Latha"/>
+                <w:szCs w:val="28"/>
+                <w:lang w:bidi="ta-IN"/>
+              </w:rPr>
+              <w:t xml:space="preserve">  </w:t>
+            </w:r>
+            <w:r>
+              <w:rPr>
+                <w:rFonts w:cs="Latha"/>
+                <w:b/>
+                <w:bCs/>
+                <w:szCs w:val="28"/>
+                <w:cs/>
+                <w:lang w:bidi="ta-IN"/>
+              </w:rPr>
+              <w:t>1.3.1</w:t>
+            </w:r>
+            <w:r>
+              <w:rPr>
+                <w:rFonts w:cs="Latha"/>
+                <w:b/>
+                <w:bCs/>
+                <w:szCs w:val="28"/>
+                <w:lang w:bidi="ta-IN"/>
+              </w:rPr>
+              <w:t>0</w:t>
+            </w:r>
+            <w:r>
+              <w:rPr>
+                <w:rFonts w:cs="Latha"/>
+                <w:b/>
+                <w:bCs/>
+                <w:szCs w:val="28"/>
+                <w:lang w:bidi="ta-IN"/>
+              </w:rPr>
+              <w:t>.</w:t>
+            </w:r>
+            <w:r>
+              <w:rPr>
+                <w:rFonts w:cs="Latha"/>
+                <w:b/>
+                <w:bCs/>
+                <w:szCs w:val="28"/>
+                <w:cs/>
+                <w:lang w:bidi="ta-IN"/>
+              </w:rPr>
+              <w:t>1</w:t>
+            </w:r>
+            <w:r>
+              <w:rPr>
+                <w:rFonts w:cs="Latha"/>
+                <w:b/>
+                <w:bCs/>
+                <w:szCs w:val="28"/>
+                <w:lang w:bidi="ta-IN"/>
+              </w:rPr>
+              <w:t>(</w:t>
+            </w:r>
+            <w:r>
+              <w:rPr>
+                <w:rFonts w:cs="Latha"/>
+                <w:b/>
+                <w:bCs/>
+                <w:szCs w:val="28"/>
+                <w:cs/>
+                <w:lang w:bidi="ta-IN"/>
+              </w:rPr>
+              <w:t>1</w:t>
+            </w:r>
+            <w:r>
+              <w:rPr>
+                <w:rFonts w:cs="Latha"/>
+                <w:b/>
+                <w:bCs/>
+                <w:szCs w:val="28"/>
+                <w:cs/>
+                <w:lang w:bidi="ta-IN"/>
+              </w:rPr>
+              <w:t>1</w:t>
+            </w:r>
+            <w:r>
+              <w:rPr>
+                <w:rFonts w:cs="Latha"/>
+                <w:b/>
+                <w:bCs/>
+                <w:szCs w:val="28"/>
+                <w:cs/>
+                <w:lang w:bidi="ta-IN"/>
+              </w:rPr>
+              <w:t>)</w:t>
+            </w:r>
+            <w:r>
+              <w:rPr>
+                <w:rFonts w:ascii="Latha" w:hAnsi="Latha" w:cs="Latha"/>
+                <w:szCs w:val="28"/>
+                <w:lang w:bidi="ta-IN"/>
+              </w:rPr>
+              <w:t xml:space="preserve">- </w:t>
+            </w:r>
+            <w:r>
+              <w:rPr>
+                <w:rFonts w:ascii="Latha" w:hAnsi="Latha" w:cs="Latha"/>
+                <w:szCs w:val="28"/>
+                <w:cs/>
+                <w:lang w:bidi="ta-IN"/>
+              </w:rPr>
+              <w:t>க்</w:t>
+            </w:r>
+            <w:r>
+              <w:rPr>
+                <w:rFonts w:ascii="Latha" w:hAnsi="Latha" w:cs="Latha"/>
+                <w:b/>
+                <w:bCs/>
+                <w:position w:val="-12"/>
+                <w:szCs w:val="28"/>
+                <w:cs/>
+                <w:lang w:bidi="ta-IN"/>
+              </w:rPr>
+              <w:t>4</w:t>
+            </w:r>
+            <w:r>
+              <w:rPr>
+                <w:rFonts w:ascii="Latha" w:hAnsi="Latha" w:cs="Latha"/>
+                <w:b/>
+                <w:bCs/>
+                <w:i/>
+                <w:iCs/>
+                <w:szCs w:val="28"/>
+                <w:cs/>
+                <w:lang w:bidi="ta-IN"/>
+              </w:rPr>
+              <w:t>ரு</w:t>
+            </w:r>
+            <w:r>
+              <w:rPr>
+                <w:rFonts w:ascii="BRH Tamil Tab Extra" w:hAnsi="BRH Tamil Tab Extra" w:cs="Latha"/>
+                <w:b/>
+                <w:bCs/>
+                <w:szCs w:val="28"/>
+                <w:lang w:bidi="ta-IN"/>
+              </w:rPr>
+              <w:t>…</w:t>
+            </w:r>
+            <w:r>
+              <w:rPr>
+                <w:rFonts w:ascii="Latha" w:hAnsi="Latha" w:cs="Latha"/>
+                <w:szCs w:val="28"/>
+                <w:cs/>
+                <w:lang w:bidi="ta-IN"/>
+              </w:rPr>
+              <w:t>தவ</w:t>
+            </w:r>
+            <w:r>
+              <w:rPr>
+                <w:rFonts w:ascii="BRH Tamil Tab Extra" w:hAnsi="BRH Tamil Tab Extra" w:cs="Latha"/>
+                <w:b/>
+                <w:bCs/>
+                <w:szCs w:val="28"/>
+                <w:lang w:bidi="ta-IN"/>
+              </w:rPr>
+              <w:t>†</w:t>
+            </w:r>
+            <w:r>
+              <w:rPr>
+                <w:rFonts w:ascii="Latha" w:hAnsi="Latha" w:cs="Latha"/>
+                <w:szCs w:val="28"/>
+                <w:cs/>
+                <w:lang w:bidi="ta-IN"/>
+              </w:rPr>
+              <w:t xml:space="preserve">த் </w:t>
+            </w:r>
+            <w:r>
+              <w:rPr>
+                <w:rFonts w:ascii="Latha" w:hAnsi="Latha" w:cs="Latha"/>
+                <w:szCs w:val="28"/>
+                <w:lang w:bidi="ta-IN"/>
+              </w:rPr>
+              <w:t xml:space="preserve">| </w:t>
+            </w:r>
+            <w:r>
+              <w:rPr>
+                <w:rFonts w:ascii="Latha" w:hAnsi="Latha" w:cs="Latha"/>
+                <w:szCs w:val="28"/>
+                <w:cs/>
+                <w:lang w:bidi="ta-IN"/>
+              </w:rPr>
+              <w:t>ஸ்வாஹா</w:t>
+            </w:r>
+            <w:r>
+              <w:rPr>
+                <w:rFonts w:ascii="BRH Tamil Tab Extra" w:hAnsi="BRH Tamil Tab Extra" w:cs="Latha"/>
+                <w:b/>
+                <w:bCs/>
+                <w:szCs w:val="28"/>
+                <w:lang w:bidi="ta-IN"/>
+              </w:rPr>
+              <w:t>‡</w:t>
+            </w:r>
+            <w:r>
+              <w:rPr>
+                <w:rFonts w:ascii="Latha" w:hAnsi="Latha" w:cs="Latha"/>
+                <w:szCs w:val="28"/>
+                <w:lang w:bidi="ta-IN"/>
+              </w:rPr>
+              <w:t xml:space="preserve"> | </w:t>
+            </w:r>
+            <w:r>
+              <w:rPr>
+                <w:rFonts w:ascii="Latha" w:hAnsi="Latha" w:cs="Latha"/>
+                <w:szCs w:val="28"/>
+                <w:cs/>
+                <w:lang w:bidi="ta-IN"/>
+              </w:rPr>
+              <w:t>ஐ</w:t>
+            </w:r>
+            <w:r>
+              <w:rPr>
+                <w:rFonts w:ascii="BRH Tamil Tab Extra" w:hAnsi="BRH Tamil Tab Extra" w:cs="Latha"/>
+                <w:b/>
+                <w:bCs/>
+                <w:szCs w:val="28"/>
+                <w:lang w:bidi="ta-IN"/>
+              </w:rPr>
+              <w:t>…</w:t>
+            </w:r>
+            <w:r>
+              <w:rPr>
+                <w:rFonts w:ascii="Latha" w:hAnsi="Latha" w:cs="Latha"/>
+                <w:szCs w:val="28"/>
+                <w:cs/>
+                <w:lang w:bidi="ta-IN"/>
+              </w:rPr>
+              <w:t>ந்த்</w:t>
+            </w:r>
+            <w:r>
+              <w:rPr>
+                <w:rFonts w:ascii="Latha" w:hAnsi="Latha" w:cs="Latha"/>
+                <w:b/>
+                <w:bCs/>
+                <w:position w:val="-12"/>
+                <w:szCs w:val="28"/>
+                <w:cs/>
+                <w:lang w:bidi="ta-IN"/>
+              </w:rPr>
+              <w:t>3</w:t>
+            </w:r>
+            <w:r>
+              <w:rPr>
+                <w:rFonts w:ascii="Latha" w:hAnsi="Latha" w:cs="Latha"/>
+                <w:szCs w:val="28"/>
+                <w:cs/>
+                <w:lang w:bidi="ta-IN"/>
+              </w:rPr>
+              <w:t>ர</w:t>
+            </w:r>
+            <w:r>
+              <w:rPr>
+                <w:rFonts w:ascii="Latha" w:hAnsi="Latha" w:cs="Latha"/>
+                <w:b/>
+                <w:bCs/>
+                <w:szCs w:val="28"/>
+                <w:cs/>
+                <w:lang w:bidi="ta-IN"/>
+              </w:rPr>
+              <w:t>:</w:t>
+            </w:r>
+            <w:r>
+              <w:rPr>
+                <w:rFonts w:ascii="Latha" w:hAnsi="Latha" w:cs="Latha"/>
+                <w:szCs w:val="28"/>
+                <w:cs/>
+                <w:lang w:bidi="ta-IN"/>
+              </w:rPr>
+              <w:t xml:space="preserve"> </w:t>
+            </w:r>
+            <w:r>
+              <w:rPr>
+                <w:rFonts w:ascii="Latha" w:hAnsi="Latha" w:cs="Latha"/>
+                <w:szCs w:val="28"/>
+                <w:lang w:bidi="ta-IN"/>
+              </w:rPr>
+              <w:t>|</w:t>
+            </w:r>
+          </w:p>
+          <w:p>
+            <w:pPr>
+              <w:autoSpaceDE w:val="0"/>
+              <w:autoSpaceDN w:val="0"/>
+              <w:adjustRightInd w:val="0"/>
+              <w:rPr>
                 <w:rFonts w:cs="Latha"/>
                 <w:b/>
                 <w:bCs/>
@@ -28776,7 +28774,6 @@
                 <w:cs/>
                 <w:lang w:bidi="ta-IN"/>
               </w:rPr>
-              <w:lastRenderedPageBreak/>
               <w:t>க்</w:t>
             </w:r>
             <w:r>
@@ -47300,6 +47297,54 @@
       <w:pPr>
         <w:spacing w:before="0" w:line="240" w:lineRule="auto"/>
         <w:jc w:val="center"/>
+        <w:rPr>
+          <w:b/>
+          <w:bCs/>
+          <w:sz w:val="32"/>
+          <w:szCs w:val="32"/>
+          <w:u w:val="single"/>
+        </w:rPr>
+      </w:pPr>
+    </w:p>
+    <w:p>
+      <w:pPr>
+        <w:spacing w:before="0" w:line="240" w:lineRule="auto"/>
+        <w:rPr>
+          <w:b/>
+          <w:bCs/>
+          <w:sz w:val="32"/>
+          <w:szCs w:val="32"/>
+          <w:u w:val="single"/>
+        </w:rPr>
+      </w:pPr>
+    </w:p>
+    <w:p>
+      <w:pPr>
+        <w:spacing w:before="0" w:line="240" w:lineRule="auto"/>
+        <w:rPr>
+          <w:b/>
+          <w:bCs/>
+          <w:sz w:val="32"/>
+          <w:szCs w:val="32"/>
+          <w:u w:val="single"/>
+        </w:rPr>
+      </w:pPr>
+    </w:p>
+    <w:p>
+      <w:pPr>
+        <w:spacing w:before="0" w:line="240" w:lineRule="auto"/>
+        <w:rPr>
+          <w:b/>
+          <w:bCs/>
+          <w:sz w:val="32"/>
+          <w:szCs w:val="32"/>
+          <w:u w:val="single"/>
+        </w:rPr>
+      </w:pPr>
+    </w:p>
+    <w:p>
+      <w:pPr>
+        <w:spacing w:before="0" w:line="240" w:lineRule="auto"/>
         <w:rPr>
           <w:b/>
           <w:bCs/>
@@ -47505,7 +47550,6 @@
                 <w:sz w:val="32"/>
                 <w:szCs w:val="32"/>
               </w:rPr>
-              <w:lastRenderedPageBreak/>
               <w:t>Section, Paragraph</w:t>
             </w:r>
           </w:p>

--- a/TS Jatai Ghanam Project/TS 1.3/TS 1.3 Ghanam Tamil Corrections.docx
+++ b/TS Jatai Ghanam Project/TS 1.3/TS 1.3 Ghanam Tamil Corrections.docx
@@ -183,136 +183,354 @@
           </w:tcPr>
           <w:p>
             <w:pPr>
-              <w:widowControl w:val="0"/>
               <w:autoSpaceDE w:val="0"/>
               <w:autoSpaceDN w:val="0"/>
               <w:adjustRightInd w:val="0"/>
-              <w:spacing w:before="0" w:line="240" w:lineRule="auto"/>
-              <w:rPr>
-                <w:rFonts w:ascii="BRH Devanagari Extra" w:hAnsi="BRH Devanagari Extra" w:cs="BRH Devanagari Extra"/>
-                <w:color w:val="000000"/>
+              <w:rPr>
+                <w:rFonts w:ascii="Latha" w:hAnsi="Latha" w:cs="Latha"/>
+                <w:szCs w:val="28"/>
+                <w:lang w:bidi="ta-IN"/>
+              </w:rPr>
+            </w:pPr>
+            <w:r>
+              <w:rPr>
+                <w:rFonts w:cs="Latha"/>
+                <w:b/>
+                <w:bCs/>
+                <w:szCs w:val="28"/>
+                <w:cs/>
+                <w:lang w:bidi="ta-IN"/>
+              </w:rPr>
+              <w:t>5</w:t>
+            </w:r>
+            <w:r>
+              <w:rPr>
+                <w:rFonts w:cs="Latha"/>
+                <w:b/>
+                <w:bCs/>
+                <w:szCs w:val="28"/>
+                <w:cs/>
+                <w:lang w:bidi="ta-IN"/>
+              </w:rPr>
+              <w:t>)</w:t>
+            </w:r>
+            <w:r>
+              <w:rPr>
+                <w:rFonts w:ascii="Latha" w:hAnsi="Latha" w:cs="Latha"/>
+                <w:szCs w:val="28"/>
+                <w:lang w:bidi="ta-IN"/>
+              </w:rPr>
+              <w:t xml:space="preserve">  </w:t>
+            </w:r>
+            <w:r>
+              <w:rPr>
+                <w:rFonts w:cs="Latha"/>
+                <w:b/>
+                <w:bCs/>
+                <w:szCs w:val="28"/>
+                <w:cs/>
+                <w:lang w:bidi="ta-IN"/>
+              </w:rPr>
+              <w:t>1.3.14.4</w:t>
+            </w:r>
+            <w:r>
+              <w:rPr>
+                <w:rFonts w:cs="Latha"/>
+                <w:b/>
+                <w:bCs/>
+                <w:szCs w:val="28"/>
+                <w:lang w:bidi="ta-IN"/>
+              </w:rPr>
+              <w:t>(</w:t>
+            </w:r>
+            <w:r>
+              <w:rPr>
+                <w:rFonts w:cs="Latha"/>
+                <w:b/>
+                <w:bCs/>
+                <w:szCs w:val="28"/>
+                <w:cs/>
+                <w:lang w:bidi="ta-IN"/>
+              </w:rPr>
+              <w:t>3</w:t>
+            </w:r>
+            <w:r>
+              <w:rPr>
+                <w:rFonts w:cs="Latha"/>
+                <w:b/>
+                <w:bCs/>
+                <w:szCs w:val="28"/>
+                <w:cs/>
+                <w:lang w:bidi="ta-IN"/>
+              </w:rPr>
+              <w:t>)</w:t>
+            </w:r>
+            <w:r>
+              <w:rPr>
+                <w:rFonts w:ascii="Latha" w:hAnsi="Latha" w:cs="Latha"/>
+                <w:szCs w:val="28"/>
+                <w:lang w:bidi="ta-IN"/>
+              </w:rPr>
+              <w:t xml:space="preserve">- </w:t>
+            </w:r>
+            <w:r>
+              <w:rPr>
+                <w:rFonts w:ascii="Latha" w:hAnsi="Latha" w:cs="Latha"/>
+                <w:szCs w:val="28"/>
+                <w:cs/>
+                <w:lang w:bidi="ta-IN"/>
+              </w:rPr>
+              <w:t>ர</w:t>
+            </w:r>
+            <w:r>
+              <w:rPr>
+                <w:rFonts w:ascii="BRH Tamil Tab Extra" w:hAnsi="BRH Tamil Tab Extra" w:cs="Latha"/>
+                <w:b/>
+                <w:bCs/>
+                <w:szCs w:val="28"/>
+                <w:lang w:bidi="ta-IN"/>
+              </w:rPr>
+              <w:t>…</w:t>
+            </w:r>
+            <w:r>
+              <w:rPr>
+                <w:rFonts w:ascii="Latha" w:hAnsi="Latha" w:cs="Latha"/>
+                <w:szCs w:val="28"/>
+                <w:cs/>
+                <w:lang w:bidi="ta-IN"/>
+              </w:rPr>
+              <w:t xml:space="preserve">யிம் </w:t>
+            </w:r>
+            <w:r>
+              <w:rPr>
+                <w:rFonts w:ascii="Latha" w:hAnsi="Latha" w:cs="Latha"/>
+                <w:szCs w:val="28"/>
+                <w:lang w:bidi="ta-IN"/>
+              </w:rPr>
+              <w:t>||</w:t>
+            </w:r>
+          </w:p>
+          <w:p>
+            <w:pPr>
+              <w:autoSpaceDE w:val="0"/>
+              <w:autoSpaceDN w:val="0"/>
+              <w:adjustRightInd w:val="0"/>
+              <w:rPr>
+                <w:rFonts w:cs="Latha"/>
+                <w:b/>
+                <w:bCs/>
                 <w:sz w:val="32"/>
-                <w:szCs w:val="40"/>
+                <w:szCs w:val="44"/>
+                <w:cs/>
+                <w:lang w:bidi="ta-IN"/>
               </w:rPr>
             </w:pPr>
             <w:r>
               <w:rPr>
-                <w:rFonts w:cs="BRH Devanagari Extra"/>
-                <w:color w:val="000000"/>
-                <w:szCs w:val="40"/>
+                <w:rFonts w:ascii="Latha" w:hAnsi="Latha" w:cs="Latha"/>
+                <w:szCs w:val="28"/>
+                <w:cs/>
+                <w:lang w:bidi="ta-IN"/>
+              </w:rPr>
+              <w:t>ர</w:t>
+            </w:r>
+            <w:r>
+              <w:rPr>
+                <w:rFonts w:ascii="BRH Tamil Tab Extra" w:hAnsi="BRH Tamil Tab Extra" w:cs="Latha"/>
+                <w:b/>
+                <w:bCs/>
+                <w:szCs w:val="28"/>
+                <w:lang w:bidi="ta-IN"/>
+              </w:rPr>
+              <w:t>…</w:t>
+            </w:r>
+            <w:r>
+              <w:rPr>
+                <w:rFonts w:ascii="Latha" w:hAnsi="Latha" w:cs="Latha"/>
+                <w:szCs w:val="28"/>
+                <w:cs/>
+                <w:lang w:bidi="ta-IN"/>
+              </w:rPr>
+              <w:t>யிமிதி</w:t>
+            </w:r>
+            <w:r>
+              <w:rPr>
+                <w:rFonts w:ascii="BRH Tamil Tab Extra" w:hAnsi="BRH Tamil Tab Extra" w:cs="Latha"/>
+                <w:b/>
+                <w:bCs/>
+                <w:szCs w:val="28"/>
+                <w:lang w:bidi="ta-IN"/>
+              </w:rPr>
+              <w:t>†</w:t>
+            </w:r>
+            <w:r>
+              <w:rPr>
+                <w:rFonts w:ascii="Latha" w:hAnsi="Latha" w:cs="Latha"/>
+                <w:szCs w:val="28"/>
+                <w:lang w:bidi="ta-IN"/>
+              </w:rPr>
+              <w:t xml:space="preserve"> </w:t>
+            </w:r>
+            <w:r>
+              <w:rPr>
+                <w:rFonts w:ascii="Latha" w:hAnsi="Latha" w:cs="Latha"/>
+                <w:szCs w:val="28"/>
+                <w:highlight w:val="yellow"/>
+                <w:cs/>
+                <w:lang w:bidi="ta-IN"/>
+              </w:rPr>
+              <w:t>ர</w:t>
+            </w:r>
+            <w:r>
+              <w:rPr>
+                <w:rFonts w:ascii="Latha" w:hAnsi="Latha" w:cs="Latha"/>
+                <w:szCs w:val="28"/>
+                <w:cs/>
+                <w:lang w:bidi="ta-IN"/>
+              </w:rPr>
+              <w:t xml:space="preserve">யிம் </w:t>
+            </w:r>
+            <w:r>
+              <w:rPr>
+                <w:rFonts w:ascii="Latha" w:hAnsi="Latha" w:cs="Latha"/>
+                <w:szCs w:val="28"/>
+                <w:lang w:bidi="ta-IN"/>
+              </w:rPr>
+              <w:t xml:space="preserve">| </w:t>
+            </w:r>
+          </w:p>
+        </w:tc>
+        <w:tc>
+          <w:tcPr>
+            <w:tcW w:w="7087" w:type="dxa"/>
+          </w:tcPr>
+          <w:p>
+            <w:pPr>
+              <w:autoSpaceDE w:val="0"/>
+              <w:autoSpaceDN w:val="0"/>
+              <w:adjustRightInd w:val="0"/>
+              <w:rPr>
+                <w:rFonts w:ascii="Latha" w:hAnsi="Latha" w:cs="Latha"/>
+                <w:szCs w:val="28"/>
+                <w:lang w:bidi="ta-IN"/>
+              </w:rPr>
+            </w:pPr>
+            <w:r>
+              <w:rPr>
+                <w:rFonts w:cs="Latha"/>
+                <w:b/>
+                <w:bCs/>
+                <w:szCs w:val="28"/>
+                <w:cs/>
+                <w:lang w:bidi="ta-IN"/>
               </w:rPr>
               <w:t>5</w:t>
             </w:r>
             <w:r>
               <w:rPr>
-                <w:rFonts w:ascii="BRH Devanagari Extra" w:hAnsi="BRH Devanagari Extra" w:cs="BRH Devanagari Extra"/>
-                <w:color w:val="000000"/>
-                <w:sz w:val="32"/>
-                <w:szCs w:val="40"/>
-              </w:rPr>
-              <w:t xml:space="preserve">)   </w:t>
-            </w:r>
-            <w:r>
-              <w:rPr>
-                <w:rFonts w:cs="BRH Devanagari Extra"/>
-                <w:color w:val="000000"/>
-                <w:szCs w:val="40"/>
-              </w:rPr>
-              <w:t>1</w:t>
-            </w:r>
-            <w:r>
-              <w:rPr>
-                <w:rFonts w:ascii="BRH Devanagari Extra" w:hAnsi="BRH Devanagari Extra" w:cs="BRH Devanagari Extra"/>
-                <w:color w:val="000000"/>
-                <w:sz w:val="32"/>
-                <w:szCs w:val="40"/>
-              </w:rPr>
-              <w:t>.</w:t>
-            </w:r>
-            <w:r>
-              <w:rPr>
-                <w:rFonts w:cs="BRH Devanagari Extra"/>
-                <w:color w:val="000000"/>
-                <w:szCs w:val="40"/>
+                <w:rFonts w:cs="Latha"/>
+                <w:b/>
+                <w:bCs/>
+                <w:szCs w:val="28"/>
+                <w:cs/>
+                <w:lang w:bidi="ta-IN"/>
+              </w:rPr>
+              <w:t>)</w:t>
+            </w:r>
+            <w:r>
+              <w:rPr>
+                <w:rFonts w:ascii="Latha" w:hAnsi="Latha" w:cs="Latha"/>
+                <w:szCs w:val="28"/>
+                <w:lang w:bidi="ta-IN"/>
+              </w:rPr>
+              <w:t xml:space="preserve">  </w:t>
+            </w:r>
+            <w:r>
+              <w:rPr>
+                <w:rFonts w:cs="Latha"/>
+                <w:b/>
+                <w:bCs/>
+                <w:szCs w:val="28"/>
+                <w:cs/>
+                <w:lang w:bidi="ta-IN"/>
+              </w:rPr>
+              <w:t>1.3.14.4</w:t>
+            </w:r>
+            <w:r>
+              <w:rPr>
+                <w:rFonts w:cs="Latha"/>
+                <w:b/>
+                <w:bCs/>
+                <w:szCs w:val="28"/>
+                <w:lang w:bidi="ta-IN"/>
+              </w:rPr>
+              <w:t>(</w:t>
+            </w:r>
+            <w:r>
+              <w:rPr>
+                <w:rFonts w:cs="Latha"/>
+                <w:b/>
+                <w:bCs/>
+                <w:szCs w:val="28"/>
+                <w:cs/>
+                <w:lang w:bidi="ta-IN"/>
               </w:rPr>
               <w:t>3</w:t>
             </w:r>
             <w:r>
               <w:rPr>
-                <w:rFonts w:ascii="BRH Devanagari Extra" w:hAnsi="BRH Devanagari Extra" w:cs="BRH Devanagari Extra"/>
-                <w:color w:val="000000"/>
-                <w:sz w:val="32"/>
-                <w:szCs w:val="40"/>
-              </w:rPr>
-              <w:t>.</w:t>
-            </w:r>
-            <w:r>
-              <w:rPr>
-                <w:rFonts w:cs="BRH Devanagari Extra"/>
-                <w:color w:val="000000"/>
-                <w:szCs w:val="40"/>
-              </w:rPr>
-              <w:t>14</w:t>
-            </w:r>
-            <w:r>
-              <w:rPr>
-                <w:rFonts w:ascii="BRH Devanagari Extra" w:hAnsi="BRH Devanagari Extra" w:cs="BRH Devanagari Extra"/>
-                <w:color w:val="000000"/>
-                <w:sz w:val="32"/>
-                <w:szCs w:val="40"/>
-              </w:rPr>
-              <w:t>.</w:t>
-            </w:r>
-            <w:r>
-              <w:rPr>
-                <w:rFonts w:cs="BRH Devanagari Extra"/>
-                <w:color w:val="000000"/>
-                <w:szCs w:val="40"/>
-              </w:rPr>
-              <w:t>4</w:t>
-            </w:r>
-            <w:r>
-              <w:rPr>
-                <w:rFonts w:ascii="BRH Devanagari Extra" w:hAnsi="BRH Devanagari Extra" w:cs="BRH Devanagari Extra"/>
-                <w:color w:val="000000"/>
-                <w:sz w:val="32"/>
-                <w:szCs w:val="40"/>
-              </w:rPr>
-              <w:t>(</w:t>
-            </w:r>
-            <w:r>
-              <w:rPr>
-                <w:rFonts w:cs="BRH Devanagari Extra"/>
-                <w:color w:val="000000"/>
-                <w:szCs w:val="40"/>
-              </w:rPr>
-              <w:t>3</w:t>
-            </w:r>
-            <w:r>
-              <w:rPr>
-                <w:rFonts w:ascii="BRH Devanagari Extra" w:hAnsi="BRH Devanagari Extra" w:cs="BRH Devanagari Extra"/>
-                <w:color w:val="000000"/>
-                <w:sz w:val="32"/>
-                <w:szCs w:val="40"/>
-              </w:rPr>
-              <w:t>)- U</w:t>
-            </w:r>
-            <w:r>
-              <w:rPr>
-                <w:rFonts w:ascii="BRH Malayalam Extra" w:hAnsi="BRH Malayalam Extra" w:cs="BRH Devanagari Extra"/>
-                <w:color w:val="000000"/>
-                <w:szCs w:val="40"/>
-              </w:rPr>
-              <w:t>–</w:t>
-            </w:r>
-            <w:r>
-              <w:rPr>
-                <w:rFonts w:ascii="BRH Devanagari Extra" w:hAnsi="BRH Devanagari Extra" w:cs="BRH Devanagari Extra"/>
-                <w:color w:val="000000"/>
-                <w:sz w:val="32"/>
-                <w:szCs w:val="40"/>
-              </w:rPr>
-              <w:t>ÌrÉqÉç ||</w:t>
+                <w:rFonts w:cs="Latha"/>
+                <w:b/>
+                <w:bCs/>
+                <w:szCs w:val="28"/>
+                <w:cs/>
+                <w:lang w:bidi="ta-IN"/>
+              </w:rPr>
+              <w:t>)</w:t>
+            </w:r>
+            <w:r>
+              <w:rPr>
+                <w:rFonts w:ascii="Latha" w:hAnsi="Latha" w:cs="Latha"/>
+                <w:szCs w:val="28"/>
+                <w:lang w:bidi="ta-IN"/>
+              </w:rPr>
+              <w:t xml:space="preserve">- </w:t>
+            </w:r>
+            <w:r>
+              <w:rPr>
+                <w:rFonts w:ascii="Latha" w:hAnsi="Latha" w:cs="Latha"/>
+                <w:szCs w:val="28"/>
+                <w:cs/>
+                <w:lang w:bidi="ta-IN"/>
+              </w:rPr>
+              <w:t>ர</w:t>
+            </w:r>
+            <w:r>
+              <w:rPr>
+                <w:rFonts w:ascii="BRH Tamil Tab Extra" w:hAnsi="BRH Tamil Tab Extra" w:cs="Latha"/>
+                <w:b/>
+                <w:bCs/>
+                <w:szCs w:val="28"/>
+                <w:lang w:bidi="ta-IN"/>
+              </w:rPr>
+              <w:t>…</w:t>
+            </w:r>
+            <w:r>
+              <w:rPr>
+                <w:rFonts w:ascii="Latha" w:hAnsi="Latha" w:cs="Latha"/>
+                <w:szCs w:val="28"/>
+                <w:cs/>
+                <w:lang w:bidi="ta-IN"/>
+              </w:rPr>
+              <w:t xml:space="preserve">யிம் </w:t>
+            </w:r>
+            <w:r>
+              <w:rPr>
+                <w:rFonts w:ascii="Latha" w:hAnsi="Latha" w:cs="Latha"/>
+                <w:szCs w:val="28"/>
+                <w:lang w:bidi="ta-IN"/>
+              </w:rPr>
+              <w:t>||</w:t>
             </w:r>
           </w:p>
           <w:p>
@@ -334,279 +552,87 @@
             </w:pPr>
             <w:r>
               <w:rPr>
-                <w:rFonts w:ascii="BRH Devanagari Extra" w:hAnsi="BRH Devanagari Extra" w:cs="BRH Devanagari Extra"/>
-                <w:color w:val="000000"/>
-                <w:sz w:val="32"/>
-                <w:szCs w:val="40"/>
-              </w:rPr>
-              <w:t>U</w:t>
-            </w:r>
-            <w:r>
-              <w:rPr>
-                <w:rFonts w:ascii="BRH Malayalam Extra" w:hAnsi="BRH Malayalam Extra" w:cs="BRH Devanagari Extra"/>
-                <w:color w:val="000000"/>
-                <w:szCs w:val="40"/>
-              </w:rPr>
-              <w:t>–</w:t>
-            </w:r>
-            <w:r>
-              <w:rPr>
-                <w:rFonts w:ascii="BRH Devanagari Extra" w:hAnsi="BRH Devanagari Extra" w:cs="BRH Devanagari Extra"/>
-                <w:color w:val="000000"/>
-                <w:sz w:val="32"/>
-                <w:szCs w:val="40"/>
-              </w:rPr>
-              <w:t xml:space="preserve">ÌrÉÍqÉÌiÉþ </w:t>
-            </w:r>
-            <w:r>
-              <w:rPr>
-                <w:rFonts w:ascii="BRH Devanagari Extra" w:hAnsi="BRH Devanagari Extra" w:cs="BRH Devanagari Extra"/>
-                <w:color w:val="000000"/>
-                <w:sz w:val="32"/>
-                <w:szCs w:val="40"/>
-                <w:highlight w:val="yellow"/>
-              </w:rPr>
-              <w:t>UÌ</w:t>
-            </w:r>
-            <w:r>
-              <w:rPr>
-                <w:rFonts w:ascii="BRH Devanagari Extra" w:hAnsi="BRH Devanagari Extra" w:cs="BRH Devanagari Extra"/>
-                <w:color w:val="000000"/>
-                <w:sz w:val="32"/>
-                <w:szCs w:val="40"/>
-              </w:rPr>
-              <w:t xml:space="preserve">rÉqÉç | </w:t>
-            </w:r>
-          </w:p>
-        </w:tc>
-        <w:tc>
-          <w:tcPr>
-            <w:tcW w:w="7087" w:type="dxa"/>
-          </w:tcPr>
-          <w:p>
-            <w:pPr>
-              <w:widowControl w:val="0"/>
-              <w:autoSpaceDE w:val="0"/>
-              <w:autoSpaceDN w:val="0"/>
-              <w:adjustRightInd w:val="0"/>
-              <w:spacing w:before="0" w:line="240" w:lineRule="auto"/>
-              <w:rPr>
-                <w:rFonts w:ascii="BRH Devanagari Extra" w:hAnsi="BRH Devanagari Extra" w:cs="BRH Devanagari Extra"/>
-                <w:color w:val="000000"/>
-                <w:sz w:val="32"/>
-                <w:szCs w:val="40"/>
-                <w:lang w:val="it-IT"/>
-              </w:rPr>
-            </w:pPr>
-            <w:r>
-              <w:rPr>
-                <w:rFonts w:cs="BRH Devanagari Extra"/>
-                <w:color w:val="000000"/>
-                <w:szCs w:val="40"/>
-                <w:lang w:val="it-IT"/>
-              </w:rPr>
-              <w:t>5</w:t>
-            </w:r>
-            <w:r>
-              <w:rPr>
-                <w:rFonts w:ascii="BRH Devanagari Extra" w:hAnsi="BRH Devanagari Extra" w:cs="BRH Devanagari Extra"/>
-                <w:color w:val="000000"/>
-                <w:sz w:val="32"/>
-                <w:szCs w:val="40"/>
-                <w:lang w:val="it-IT"/>
-              </w:rPr>
-              <w:t xml:space="preserve">)   </w:t>
-            </w:r>
-            <w:r>
-              <w:rPr>
-                <w:rFonts w:cs="BRH Devanagari Extra"/>
-                <w:color w:val="000000"/>
-                <w:szCs w:val="40"/>
-                <w:lang w:val="it-IT"/>
-              </w:rPr>
-              <w:t>1</w:t>
-            </w:r>
-            <w:r>
-              <w:rPr>
-                <w:rFonts w:ascii="BRH Devanagari Extra" w:hAnsi="BRH Devanagari Extra" w:cs="BRH Devanagari Extra"/>
-                <w:color w:val="000000"/>
-                <w:sz w:val="32"/>
-                <w:szCs w:val="40"/>
-                <w:lang w:val="it-IT"/>
-              </w:rPr>
-              <w:t>.</w:t>
-            </w:r>
-            <w:r>
-              <w:rPr>
-                <w:rFonts w:cs="BRH Devanagari Extra"/>
-                <w:color w:val="000000"/>
-                <w:szCs w:val="40"/>
-                <w:lang w:val="it-IT"/>
-              </w:rPr>
-              <w:t>3</w:t>
-            </w:r>
-            <w:r>
-              <w:rPr>
-                <w:rFonts w:ascii="BRH Devanagari Extra" w:hAnsi="BRH Devanagari Extra" w:cs="BRH Devanagari Extra"/>
-                <w:color w:val="000000"/>
-                <w:sz w:val="32"/>
-                <w:szCs w:val="40"/>
-                <w:lang w:val="it-IT"/>
-              </w:rPr>
-              <w:t>.</w:t>
-            </w:r>
-            <w:r>
-              <w:rPr>
-                <w:rFonts w:cs="BRH Devanagari Extra"/>
-                <w:color w:val="000000"/>
-                <w:szCs w:val="40"/>
-                <w:lang w:val="it-IT"/>
-              </w:rPr>
-              <w:t>14</w:t>
-            </w:r>
-            <w:r>
-              <w:rPr>
-                <w:rFonts w:ascii="BRH Devanagari Extra" w:hAnsi="BRH Devanagari Extra" w:cs="BRH Devanagari Extra"/>
-                <w:color w:val="000000"/>
-                <w:sz w:val="32"/>
-                <w:szCs w:val="40"/>
-                <w:lang w:val="it-IT"/>
-              </w:rPr>
-              <w:t>.</w:t>
-            </w:r>
-            <w:r>
-              <w:rPr>
-                <w:rFonts w:cs="BRH Devanagari Extra"/>
-                <w:color w:val="000000"/>
-                <w:szCs w:val="40"/>
-                <w:lang w:val="it-IT"/>
-              </w:rPr>
-              <w:t>4</w:t>
-            </w:r>
-            <w:r>
-              <w:rPr>
-                <w:rFonts w:ascii="BRH Devanagari Extra" w:hAnsi="BRH Devanagari Extra" w:cs="BRH Devanagari Extra"/>
-                <w:color w:val="000000"/>
-                <w:sz w:val="32"/>
-                <w:szCs w:val="40"/>
-                <w:lang w:val="it-IT"/>
-              </w:rPr>
-              <w:t>(</w:t>
-            </w:r>
-            <w:r>
-              <w:rPr>
-                <w:rFonts w:cs="BRH Devanagari Extra"/>
-                <w:color w:val="000000"/>
-                <w:szCs w:val="40"/>
-                <w:lang w:val="it-IT"/>
-              </w:rPr>
-              <w:t>3</w:t>
-            </w:r>
-            <w:r>
-              <w:rPr>
-                <w:rFonts w:ascii="BRH Devanagari Extra" w:hAnsi="BRH Devanagari Extra" w:cs="BRH Devanagari Extra"/>
-                <w:color w:val="000000"/>
-                <w:sz w:val="32"/>
-                <w:szCs w:val="40"/>
-                <w:lang w:val="it-IT"/>
-              </w:rPr>
-              <w:t>)- U</w:t>
-            </w:r>
-            <w:r>
-              <w:rPr>
-                <w:rFonts w:ascii="BRH Malayalam Extra" w:hAnsi="BRH Malayalam Extra" w:cs="BRH Devanagari Extra"/>
-                <w:color w:val="000000"/>
-                <w:szCs w:val="40"/>
-                <w:lang w:val="it-IT"/>
-              </w:rPr>
-              <w:t>–</w:t>
-            </w:r>
-            <w:r>
-              <w:rPr>
-                <w:rFonts w:ascii="BRH Devanagari Extra" w:hAnsi="BRH Devanagari Extra" w:cs="BRH Devanagari Extra"/>
-                <w:color w:val="000000"/>
-                <w:sz w:val="32"/>
-                <w:szCs w:val="40"/>
-                <w:lang w:val="it-IT"/>
-              </w:rPr>
-              <w:t>ÌrÉqÉç ||</w:t>
-            </w:r>
-          </w:p>
-          <w:p>
-            <w:pPr>
-              <w:widowControl w:val="0"/>
-              <w:autoSpaceDE w:val="0"/>
-              <w:autoSpaceDN w:val="0"/>
-              <w:adjustRightInd w:val="0"/>
-              <w:spacing w:before="0" w:line="240" w:lineRule="auto"/>
-              <w:rPr>
-                <w:rFonts w:cs="Latha"/>
-                <w:b/>
-                <w:bCs/>
-                <w:sz w:val="32"/>
-                <w:szCs w:val="44"/>
-                <w:cs/>
-                <w:lang w:bidi="ta-IN"/>
-              </w:rPr>
-            </w:pPr>
-            <w:r>
-              <w:rPr>
-                <w:rFonts w:ascii="BRH Devanagari Extra" w:hAnsi="BRH Devanagari Extra" w:cs="BRH Devanagari Extra"/>
-                <w:color w:val="000000"/>
-                <w:sz w:val="32"/>
-                <w:szCs w:val="40"/>
-                <w:lang w:val="it-IT"/>
-              </w:rPr>
-              <w:t>U</w:t>
-            </w:r>
-            <w:r>
-              <w:rPr>
-                <w:rFonts w:ascii="BRH Malayalam Extra" w:hAnsi="BRH Malayalam Extra" w:cs="BRH Devanagari Extra"/>
-                <w:color w:val="000000"/>
-                <w:szCs w:val="40"/>
-                <w:lang w:val="it-IT"/>
-              </w:rPr>
-              <w:t>–</w:t>
-            </w:r>
-            <w:r>
-              <w:rPr>
-                <w:rFonts w:ascii="BRH Devanagari Extra" w:hAnsi="BRH Devanagari Extra" w:cs="BRH Devanagari Extra"/>
-                <w:color w:val="000000"/>
-                <w:sz w:val="32"/>
-                <w:szCs w:val="40"/>
-                <w:lang w:val="it-IT"/>
-              </w:rPr>
-              <w:t xml:space="preserve">ÌrÉÍqÉÌiÉþ </w:t>
-            </w:r>
-            <w:r>
-              <w:rPr>
-                <w:rFonts w:ascii="BRH Devanagari Extra" w:hAnsi="BRH Devanagari Extra" w:cs="BRH Devanagari Extra"/>
-                <w:color w:val="000000"/>
-                <w:sz w:val="32"/>
-                <w:szCs w:val="40"/>
+                <w:rFonts w:ascii="Latha" w:hAnsi="Latha" w:cs="Latha"/>
+                <w:szCs w:val="28"/>
+                <w:cs/>
+                <w:lang w:bidi="ta-IN"/>
+              </w:rPr>
+              <w:t>ர</w:t>
+            </w:r>
+            <w:r>
+              <w:rPr>
+                <w:rFonts w:ascii="BRH Tamil Tab Extra" w:hAnsi="BRH Tamil Tab Extra" w:cs="Latha"/>
+                <w:b/>
+                <w:bCs/>
+                <w:szCs w:val="28"/>
+                <w:lang w:bidi="ta-IN"/>
+              </w:rPr>
+              <w:t>…</w:t>
+            </w:r>
+            <w:r>
+              <w:rPr>
+                <w:rFonts w:ascii="Latha" w:hAnsi="Latha" w:cs="Latha"/>
+                <w:szCs w:val="28"/>
+                <w:cs/>
+                <w:lang w:bidi="ta-IN"/>
+              </w:rPr>
+              <w:t>யிமிதி</w:t>
+            </w:r>
+            <w:r>
+              <w:rPr>
+                <w:rFonts w:ascii="BRH Tamil Tab Extra" w:hAnsi="BRH Tamil Tab Extra" w:cs="Latha"/>
+                <w:b/>
+                <w:bCs/>
+                <w:szCs w:val="28"/>
+                <w:lang w:bidi="ta-IN"/>
+              </w:rPr>
+              <w:t>†</w:t>
+            </w:r>
+            <w:r>
+              <w:rPr>
+                <w:rFonts w:ascii="Latha" w:hAnsi="Latha" w:cs="Latha"/>
+                <w:szCs w:val="28"/>
+                <w:lang w:bidi="ta-IN"/>
+              </w:rPr>
+              <w:t xml:space="preserve"> </w:t>
+            </w:r>
+            <w:r>
+              <w:rPr>
+                <w:rFonts w:ascii="Latha" w:hAnsi="Latha" w:cs="Latha"/>
+                <w:szCs w:val="28"/>
                 <w:highlight w:val="green"/>
-                <w:lang w:val="it-IT"/>
-              </w:rPr>
-              <w:t>UÌ</w:t>
-            </w:r>
-            <w:r>
-              <w:rPr>
-                <w:rFonts w:ascii="BRH Malayalam Extra" w:hAnsi="BRH Malayalam Extra" w:cs="BRH Devanagari Extra"/>
-                <w:color w:val="000000"/>
-                <w:szCs w:val="40"/>
-                <w:lang w:val="it-IT"/>
-              </w:rPr>
-              <w:t>–</w:t>
-            </w:r>
-            <w:r>
-              <w:rPr>
-                <w:rFonts w:ascii="BRH Devanagari Extra" w:hAnsi="BRH Devanagari Extra" w:cs="BRH Devanagari Extra"/>
-                <w:color w:val="000000"/>
-                <w:sz w:val="32"/>
-                <w:szCs w:val="40"/>
-                <w:lang w:val="it-IT"/>
-              </w:rPr>
-              <w:t xml:space="preserve">rÉqÉç | </w:t>
+                <w:cs/>
+                <w:lang w:bidi="ta-IN"/>
+              </w:rPr>
+              <w:t>ர</w:t>
+            </w:r>
+            <w:r>
+              <w:rPr>
+                <w:rFonts w:ascii="BRH Tamil Tab Extra" w:hAnsi="BRH Tamil Tab Extra" w:cs="Latha"/>
+                <w:b/>
+                <w:bCs/>
+                <w:szCs w:val="28"/>
+                <w:highlight w:val="green"/>
+                <w:lang w:bidi="ta-IN"/>
+              </w:rPr>
+              <w:t>…</w:t>
+            </w:r>
+            <w:r>
+              <w:rPr>
+                <w:rFonts w:ascii="Latha" w:hAnsi="Latha" w:cs="Latha"/>
+                <w:szCs w:val="28"/>
+                <w:cs/>
+                <w:lang w:bidi="ta-IN"/>
+              </w:rPr>
+              <w:t xml:space="preserve">யிம் </w:t>
+            </w:r>
+            <w:r>
+              <w:rPr>
+                <w:rFonts w:ascii="Latha" w:hAnsi="Latha" w:cs="Latha"/>
+                <w:szCs w:val="28"/>
+                <w:lang w:bidi="ta-IN"/>
+              </w:rPr>
+              <w:t>|</w:t>
             </w:r>
           </w:p>
         </w:tc>
@@ -12102,6 +12128,7 @@
                 <w:cs/>
                 <w:lang w:bidi="ta-IN"/>
               </w:rPr>
+              <w:lastRenderedPageBreak/>
               <w:t>24</w:t>
             </w:r>
             <w:r>
@@ -12737,7 +12764,6 @@
                 <w:cs/>
                 <w:lang w:bidi="ta-IN"/>
               </w:rPr>
-              <w:lastRenderedPageBreak/>
               <w:t>25</w:t>
             </w:r>
             <w:r>
@@ -14350,6 +14376,7 @@
                 <w:cs/>
                 <w:lang w:bidi="ta-IN"/>
               </w:rPr>
+              <w:lastRenderedPageBreak/>
               <w:t>24</w:t>
             </w:r>
             <w:r>
@@ -14941,7 +14968,6 @@
                 <w:cs/>
                 <w:lang w:bidi="ta-IN"/>
               </w:rPr>
-              <w:lastRenderedPageBreak/>
               <w:t>25</w:t>
             </w:r>
             <w:r>
@@ -17757,7 +17783,17 @@
                 <w:cs/>
                 <w:lang w:bidi="ta-IN"/>
               </w:rPr>
-              <w:t>த்ரோ அ</w:t>
+              <w:t xml:space="preserve">த்ரோ </w:t>
+            </w:r>
+            <w:r>
+              <w:rPr>
+                <w:rFonts w:ascii="Latha" w:hAnsi="Latha" w:cs="Latha"/>
+                <w:szCs w:val="28"/>
+                <w:cs/>
+                <w:lang w:bidi="ta-IN"/>
+              </w:rPr>
+              <w:lastRenderedPageBreak/>
+              <w:t>அ</w:t>
             </w:r>
             <w:r>
               <w:rPr>
@@ -18164,7 +18200,6 @@
                 <w:cs/>
                 <w:lang w:bidi="ta-IN"/>
               </w:rPr>
-              <w:lastRenderedPageBreak/>
               <w:t>அ</w:t>
             </w:r>
             <w:r>
@@ -19324,7 +19359,17 @@
                 <w:cs/>
                 <w:lang w:bidi="ta-IN"/>
               </w:rPr>
-              <w:t>த்ரோ அ</w:t>
+              <w:t xml:space="preserve">த்ரோ </w:t>
+            </w:r>
+            <w:r>
+              <w:rPr>
+                <w:rFonts w:ascii="Latha" w:hAnsi="Latha" w:cs="Latha"/>
+                <w:szCs w:val="28"/>
+                <w:cs/>
+                <w:lang w:bidi="ta-IN"/>
+              </w:rPr>
+              <w:lastRenderedPageBreak/>
+              <w:t>அ</w:t>
             </w:r>
             <w:r>
               <w:rPr>
@@ -19727,7 +19772,6 @@
                 <w:cs/>
                 <w:lang w:bidi="ta-IN"/>
               </w:rPr>
-              <w:lastRenderedPageBreak/>
               <w:t>அ</w:t>
             </w:r>
             <w:r>
@@ -21817,6 +21861,7 @@
                 <w:cs/>
                 <w:lang w:bidi="ta-IN"/>
               </w:rPr>
+              <w:lastRenderedPageBreak/>
               <w:t>ஶுக்</w:t>
             </w:r>
             <w:r>
@@ -22335,6 +22380,7 @@
                 <w:cs/>
                 <w:lang w:bidi="ta-IN"/>
               </w:rPr>
+              <w:lastRenderedPageBreak/>
               <w:t>1</w:t>
             </w:r>
             <w:r>
@@ -23764,6 +23810,7 @@
                 <w:cs/>
                 <w:lang w:bidi="ta-IN"/>
               </w:rPr>
+              <w:lastRenderedPageBreak/>
               <w:t>22</w:t>
             </w:r>
             <w:r>
@@ -27673,6 +27720,7 @@
                 <w:cs/>
                 <w:lang w:bidi="ta-IN"/>
               </w:rPr>
+              <w:lastRenderedPageBreak/>
               <w:t>ஹ</w:t>
             </w:r>
             <w:r>
@@ -28440,7 +28488,6 @@
                 <w:cs/>
                 <w:lang w:bidi="ta-IN"/>
               </w:rPr>
-              <w:lastRenderedPageBreak/>
               <w:t>1</w:t>
             </w:r>
             <w:r>
@@ -29769,6 +29816,7 @@
                 <w:cs/>
                 <w:lang w:bidi="ta-IN"/>
               </w:rPr>
+              <w:lastRenderedPageBreak/>
               <w:t>ஹ</w:t>
             </w:r>
             <w:r>
@@ -30518,7 +30566,6 @@
                 <w:cs/>
                 <w:lang w:bidi="ta-IN"/>
               </w:rPr>
-              <w:lastRenderedPageBreak/>
               <w:t>1</w:t>
             </w:r>
             <w:r>
@@ -32171,6 +32218,7 @@
                 <w:cs/>
                 <w:lang w:bidi="ta-IN"/>
               </w:rPr>
+              <w:lastRenderedPageBreak/>
               <w:t>5</w:t>
             </w:r>
             <w:r>
@@ -33329,6 +33377,7 @@
                 <w:cs/>
                 <w:lang w:bidi="ta-IN"/>
               </w:rPr>
+              <w:lastRenderedPageBreak/>
               <w:t>5</w:t>
             </w:r>
             <w:r>
@@ -33912,6 +33961,7 @@
                 <w:cs/>
                 <w:lang w:bidi="ta-IN"/>
               </w:rPr>
+              <w:lastRenderedPageBreak/>
               <w:t>5</w:t>
             </w:r>
             <w:r>
@@ -36661,6 +36711,7 @@
                 <w:cs/>
                 <w:lang w:bidi="ta-IN"/>
               </w:rPr>
+              <w:lastRenderedPageBreak/>
               <w:t>த்வா மு</w:t>
             </w:r>
             <w:r>
@@ -37834,7 +37885,6 @@
                 <w:cs/>
                 <w:lang w:bidi="ta-IN"/>
               </w:rPr>
-              <w:lastRenderedPageBreak/>
               <w:t>பாவ</w:t>
             </w:r>
             <w:r>
@@ -38263,6 +38313,7 @@
                 <w:cs/>
                 <w:lang w:bidi="ta-IN"/>
               </w:rPr>
+              <w:lastRenderedPageBreak/>
               <w:t>த்வா மு</w:t>
             </w:r>
             <w:r>
@@ -39530,17 +39581,7 @@
                 <w:cs/>
                 <w:lang w:bidi="ta-IN"/>
               </w:rPr>
-              <w:t xml:space="preserve">ரோஹந்து </w:t>
-            </w:r>
-            <w:r>
-              <w:rPr>
-                <w:rFonts w:ascii="Latha" w:hAnsi="Latha" w:cs="Latha"/>
-                <w:szCs w:val="28"/>
-                <w:cs/>
-                <w:lang w:bidi="ta-IN"/>
-              </w:rPr>
-              <w:lastRenderedPageBreak/>
-              <w:t>ஶ்</w:t>
+              <w:t>ரோஹந்து ஶ்</w:t>
             </w:r>
             <w:r>
               <w:rPr>
@@ -41055,6 +41096,7 @@
                 <w:cs/>
                 <w:lang w:bidi="ta-IN"/>
               </w:rPr>
+              <w:lastRenderedPageBreak/>
               <w:t>1</w:t>
             </w:r>
             <w:r>
@@ -42085,16 +42127,68 @@
                 <w:highlight w:val="green"/>
                 <w:lang w:bidi="ta-IN"/>
               </w:rPr>
-              <w:t>is udAttam</w:t>
-            </w:r>
+              <w:t xml:space="preserve">is </w:t>
+            </w:r>
+            <w:proofErr w:type="spellStart"/>
             <w:r>
               <w:rPr>
                 <w:rFonts w:cs="Arial"/>
                 <w:sz w:val="28"/>
                 <w:szCs w:val="28"/>
-                <w:lang w:bidi="ta-IN"/>
-              </w:rPr>
-              <w:t xml:space="preserve"> should not acquire anudAttam should be udAttam only</w:t>
+                <w:highlight w:val="green"/>
+                <w:lang w:bidi="ta-IN"/>
+              </w:rPr>
+              <w:t>udAttam</w:t>
+            </w:r>
+            <w:proofErr w:type="spellEnd"/>
+            <w:r>
+              <w:rPr>
+                <w:rFonts w:cs="Arial"/>
+                <w:sz w:val="28"/>
+                <w:szCs w:val="28"/>
+                <w:lang w:bidi="ta-IN"/>
+              </w:rPr>
+              <w:t xml:space="preserve"> should not acquire </w:t>
+            </w:r>
+            <w:proofErr w:type="spellStart"/>
+            <w:r>
+              <w:rPr>
+                <w:rFonts w:cs="Arial"/>
+                <w:sz w:val="28"/>
+                <w:szCs w:val="28"/>
+                <w:lang w:bidi="ta-IN"/>
+              </w:rPr>
+              <w:t>anudAttam</w:t>
+            </w:r>
+            <w:proofErr w:type="spellEnd"/>
+            <w:r>
+              <w:rPr>
+                <w:rFonts w:cs="Arial"/>
+                <w:sz w:val="28"/>
+                <w:szCs w:val="28"/>
+                <w:lang w:bidi="ta-IN"/>
+              </w:rPr>
+              <w:t xml:space="preserve"> should be </w:t>
+            </w:r>
+            <w:proofErr w:type="spellStart"/>
+            <w:r>
+              <w:rPr>
+                <w:rFonts w:cs="Arial"/>
+                <w:sz w:val="28"/>
+                <w:szCs w:val="28"/>
+                <w:lang w:bidi="ta-IN"/>
+              </w:rPr>
+              <w:t>udAttam</w:t>
+            </w:r>
+            <w:proofErr w:type="spellEnd"/>
+            <w:r>
+              <w:rPr>
+                <w:rFonts w:cs="Arial"/>
+                <w:sz w:val="28"/>
+                <w:szCs w:val="28"/>
+                <w:lang w:bidi="ta-IN"/>
+              </w:rPr>
+              <w:t xml:space="preserve"> only</w:t>
             </w:r>
           </w:p>
         </w:tc>
@@ -43080,7 +43174,6 @@
                 <w:cs/>
                 <w:lang w:bidi="ta-IN"/>
               </w:rPr>
-              <w:lastRenderedPageBreak/>
               <w:t>36</w:t>
             </w:r>
             <w:r>
@@ -43997,6 +44090,7 @@
                 <w:cs/>
                 <w:lang w:bidi="ta-IN"/>
               </w:rPr>
+              <w:lastRenderedPageBreak/>
               <w:t>அத்</w:t>
             </w:r>
             <w:r>
@@ -45011,7 +45105,6 @@
                 <w:cs/>
                 <w:lang w:bidi="ta-IN"/>
               </w:rPr>
-              <w:lastRenderedPageBreak/>
               <w:t>அ</w:t>
             </w:r>
             <w:r>
@@ -45942,6 +46035,7 @@
                 <w:szCs w:val="28"/>
                 <w:lang w:bidi="ta-IN"/>
               </w:rPr>
+              <w:lastRenderedPageBreak/>
               <w:t>Å</w:t>
             </w:r>
             <w:r>
@@ -47773,6 +47867,7 @@
           <w:szCs w:val="32"/>
           <w:u w:val="single"/>
         </w:rPr>
+        <w:lastRenderedPageBreak/>
         <w:t>=============</w:t>
       </w:r>
     </w:p>
@@ -48668,7 +48763,7 @@
   <w:style w:type="paragraph" w:default="1" w:styleId="Normal">
     <w:name w:val="Normal"/>
     <w:qFormat/>
-    <w:rsid w:val="00076C05"/>
+    <w:rsid w:val="00E9604C"/>
     <w:pPr>
       <w:spacing w:before="120" w:line="276" w:lineRule="auto"/>
     </w:pPr>
